--- a/reportmodelo_1260513_1260541_1131504.docx
+++ b/reportmodelo_1260513_1260541_1131504.docx
@@ -294,7 +294,7 @@
       <w:r>
         <w:fldChar w:fldCharType="separate"/>
       </w:r>
-      <w:hyperlink w:anchor="_Toc241870026" w:history="1">
+      <w:hyperlink w:anchor="_Toc241873433" w:history="1">
         <w:r>
           <w:rPr>
             <w:rStyle w:val="Hiperligao"/>
@@ -343,7 +343,7 @@
             <w:noProof/>
             <w:webHidden/>
           </w:rPr>
-          <w:instrText xml:space="preserve"> PAGEREF _Toc241870026 \h </w:instrText>
+          <w:instrText xml:space="preserve"> PAGEREF _Toc241873433 \h </w:instrText>
         </w:r>
         <w:r>
           <w:rPr>
@@ -394,7 +394,7 @@
           <w14:ligatures w14:val="standardContextual"/>
         </w:rPr>
       </w:pPr>
-      <w:hyperlink w:anchor="_Toc241870027" w:history="1">
+      <w:hyperlink w:anchor="_Toc241873434" w:history="1">
         <w:r>
           <w:rPr>
             <w:rStyle w:val="Hiperligao"/>
@@ -445,7 +445,7 @@
             <w:noProof/>
             <w:webHidden/>
           </w:rPr>
-          <w:instrText xml:space="preserve"> PAGEREF _Toc241870027 \h </w:instrText>
+          <w:instrText xml:space="preserve"> PAGEREF _Toc241873434 \h </w:instrText>
         </w:r>
         <w:r>
           <w:rPr>
@@ -495,7 +495,7 @@
           <w14:ligatures w14:val="standardContextual"/>
         </w:rPr>
       </w:pPr>
-      <w:hyperlink w:anchor="_Toc241870028" w:history="1">
+      <w:hyperlink w:anchor="_Toc241873435" w:history="1">
         <w:r>
           <w:rPr>
             <w:rStyle w:val="Hiperligao"/>
@@ -543,7 +543,7 @@
             <w:noProof/>
             <w:webHidden/>
           </w:rPr>
-          <w:instrText xml:space="preserve"> PAGEREF _Toc241870028 \h </w:instrText>
+          <w:instrText xml:space="preserve"> PAGEREF _Toc241873435 \h </w:instrText>
         </w:r>
         <w:r>
           <w:rPr>
@@ -593,7 +593,7 @@
           <w14:ligatures w14:val="standardContextual"/>
         </w:rPr>
       </w:pPr>
-      <w:hyperlink w:anchor="_Toc241870029" w:history="1">
+      <w:hyperlink w:anchor="_Toc241873436" w:history="1">
         <w:r>
           <w:rPr>
             <w:rStyle w:val="Hiperligao"/>
@@ -641,7 +641,7 @@
             <w:noProof/>
             <w:webHidden/>
           </w:rPr>
-          <w:instrText xml:space="preserve"> PAGEREF _Toc241870029 \h </w:instrText>
+          <w:instrText xml:space="preserve"> PAGEREF _Toc241873436 \h </w:instrText>
         </w:r>
         <w:r>
           <w:rPr>
@@ -692,7 +692,7 @@
           <w14:ligatures w14:val="standardContextual"/>
         </w:rPr>
       </w:pPr>
-      <w:hyperlink w:anchor="_Toc241870030" w:history="1">
+      <w:hyperlink w:anchor="_Toc241873437" w:history="1">
         <w:r>
           <w:rPr>
             <w:rStyle w:val="Hiperligao"/>
@@ -742,7 +742,7 @@
             <w:noProof/>
             <w:webHidden/>
           </w:rPr>
-          <w:instrText xml:space="preserve"> PAGEREF _Toc241870030 \h </w:instrText>
+          <w:instrText xml:space="preserve"> PAGEREF _Toc241873437 \h </w:instrText>
         </w:r>
         <w:r>
           <w:rPr>
@@ -792,7 +792,7 @@
           <w14:ligatures w14:val="standardContextual"/>
         </w:rPr>
       </w:pPr>
-      <w:hyperlink w:anchor="_Toc241870031" w:history="1">
+      <w:hyperlink w:anchor="_Toc241873438" w:history="1">
         <w:r>
           <w:rPr>
             <w:rStyle w:val="Hiperligao"/>
@@ -840,7 +840,7 @@
             <w:noProof/>
             <w:webHidden/>
           </w:rPr>
-          <w:instrText xml:space="preserve"> PAGEREF _Toc241870031 \h </w:instrText>
+          <w:instrText xml:space="preserve"> PAGEREF _Toc241873438 \h </w:instrText>
         </w:r>
         <w:r>
           <w:rPr>
@@ -888,7 +888,7 @@
           <w14:ligatures w14:val="standardContextual"/>
         </w:rPr>
       </w:pPr>
-      <w:hyperlink w:anchor="_Toc241870032" w:history="1">
+      <w:hyperlink w:anchor="_Toc241873439" w:history="1">
         <w:r>
           <w:rPr>
             <w:rStyle w:val="Hiperligao"/>
@@ -934,7 +934,7 @@
             <w:noProof/>
             <w:webHidden/>
           </w:rPr>
-          <w:instrText xml:space="preserve"> PAGEREF _Toc241870032 \h </w:instrText>
+          <w:instrText xml:space="preserve"> PAGEREF _Toc241873439 \h </w:instrText>
         </w:r>
         <w:r>
           <w:rPr>
@@ -982,7 +982,7 @@
           <w14:ligatures w14:val="standardContextual"/>
         </w:rPr>
       </w:pPr>
-      <w:hyperlink w:anchor="_Toc241870033" w:history="1">
+      <w:hyperlink w:anchor="_Toc241873440" w:history="1">
         <w:r>
           <w:rPr>
             <w:rStyle w:val="Hiperligao"/>
@@ -1028,7 +1028,7 @@
             <w:noProof/>
             <w:webHidden/>
           </w:rPr>
-          <w:instrText xml:space="preserve"> PAGEREF _Toc241870033 \h </w:instrText>
+          <w:instrText xml:space="preserve"> PAGEREF _Toc241873440 \h </w:instrText>
         </w:r>
         <w:r>
           <w:rPr>
@@ -1076,7 +1076,7 @@
           <w14:ligatures w14:val="standardContextual"/>
         </w:rPr>
       </w:pPr>
-      <w:hyperlink w:anchor="_Toc241870034" w:history="1">
+      <w:hyperlink w:anchor="_Toc241873441" w:history="1">
         <w:r>
           <w:rPr>
             <w:rStyle w:val="Hiperligao"/>
@@ -1122,7 +1122,7 @@
             <w:noProof/>
             <w:webHidden/>
           </w:rPr>
-          <w:instrText xml:space="preserve"> PAGEREF _Toc241870034 \h </w:instrText>
+          <w:instrText xml:space="preserve"> PAGEREF _Toc241873441 \h </w:instrText>
         </w:r>
         <w:r>
           <w:rPr>
@@ -1170,7 +1170,7 @@
           <w14:ligatures w14:val="standardContextual"/>
         </w:rPr>
       </w:pPr>
-      <w:hyperlink w:anchor="_Toc241870035" w:history="1">
+      <w:hyperlink w:anchor="_Toc241873442" w:history="1">
         <w:r>
           <w:rPr>
             <w:rStyle w:val="Hiperligao"/>
@@ -1216,7 +1216,7 @@
             <w:noProof/>
             <w:webHidden/>
           </w:rPr>
-          <w:instrText xml:space="preserve"> PAGEREF _Toc241870035 \h </w:instrText>
+          <w:instrText xml:space="preserve"> PAGEREF _Toc241873442 \h </w:instrText>
         </w:r>
         <w:r>
           <w:rPr>
@@ -1264,7 +1264,7 @@
           <w14:ligatures w14:val="standardContextual"/>
         </w:rPr>
       </w:pPr>
-      <w:hyperlink w:anchor="_Toc241870036" w:history="1">
+      <w:hyperlink w:anchor="_Toc241873443" w:history="1">
         <w:r>
           <w:rPr>
             <w:rStyle w:val="Hiperligao"/>
@@ -1310,7 +1310,7 @@
             <w:noProof/>
             <w:webHidden/>
           </w:rPr>
-          <w:instrText xml:space="preserve"> PAGEREF _Toc241870036 \h </w:instrText>
+          <w:instrText xml:space="preserve"> PAGEREF _Toc241873443 \h </w:instrText>
         </w:r>
         <w:r>
           <w:rPr>
@@ -1358,7 +1358,7 @@
           <w14:ligatures w14:val="standardContextual"/>
         </w:rPr>
       </w:pPr>
-      <w:hyperlink w:anchor="_Toc241870037" w:history="1">
+      <w:hyperlink w:anchor="_Toc241873444" w:history="1">
         <w:r>
           <w:rPr>
             <w:rStyle w:val="Hiperligao"/>
@@ -1404,7 +1404,7 @@
             <w:noProof/>
             <w:webHidden/>
           </w:rPr>
-          <w:instrText xml:space="preserve"> PAGEREF _Toc241870037 \h </w:instrText>
+          <w:instrText xml:space="preserve"> PAGEREF _Toc241873444 \h </w:instrText>
         </w:r>
         <w:r>
           <w:rPr>
@@ -1452,7 +1452,7 @@
           <w14:ligatures w14:val="standardContextual"/>
         </w:rPr>
       </w:pPr>
-      <w:hyperlink w:anchor="_Toc241870038" w:history="1">
+      <w:hyperlink w:anchor="_Toc241873445" w:history="1">
         <w:r>
           <w:rPr>
             <w:rStyle w:val="Hiperligao"/>
@@ -1498,7 +1498,7 @@
             <w:noProof/>
             <w:webHidden/>
           </w:rPr>
-          <w:instrText xml:space="preserve"> PAGEREF _Toc241870038 \h </w:instrText>
+          <w:instrText xml:space="preserve"> PAGEREF _Toc241873445 \h </w:instrText>
         </w:r>
         <w:r>
           <w:rPr>
@@ -1546,7 +1546,7 @@
           <w14:ligatures w14:val="standardContextual"/>
         </w:rPr>
       </w:pPr>
-      <w:hyperlink w:anchor="_Toc241870039" w:history="1">
+      <w:hyperlink w:anchor="_Toc241873446" w:history="1">
         <w:r>
           <w:rPr>
             <w:rStyle w:val="Hiperligao"/>
@@ -1592,7 +1592,7 @@
             <w:noProof/>
             <w:webHidden/>
           </w:rPr>
-          <w:instrText xml:space="preserve"> PAGEREF _Toc241870039 \h </w:instrText>
+          <w:instrText xml:space="preserve"> PAGEREF _Toc241873446 \h </w:instrText>
         </w:r>
         <w:r>
           <w:rPr>
@@ -1640,7 +1640,7 @@
           <w14:ligatures w14:val="standardContextual"/>
         </w:rPr>
       </w:pPr>
-      <w:hyperlink w:anchor="_Toc241870040" w:history="1">
+      <w:hyperlink w:anchor="_Toc241873447" w:history="1">
         <w:r>
           <w:rPr>
             <w:rStyle w:val="Hiperligao"/>
@@ -1686,7 +1686,7 @@
             <w:noProof/>
             <w:webHidden/>
           </w:rPr>
-          <w:instrText xml:space="preserve"> PAGEREF _Toc241870040 \h </w:instrText>
+          <w:instrText xml:space="preserve"> PAGEREF _Toc241873447 \h </w:instrText>
         </w:r>
         <w:r>
           <w:rPr>
@@ -1734,7 +1734,7 @@
           <w14:ligatures w14:val="standardContextual"/>
         </w:rPr>
       </w:pPr>
-      <w:hyperlink w:anchor="_Toc241870041" w:history="1">
+      <w:hyperlink w:anchor="_Toc241873448" w:history="1">
         <w:r>
           <w:rPr>
             <w:rStyle w:val="Hiperligao"/>
@@ -1780,7 +1780,7 @@
             <w:noProof/>
             <w:webHidden/>
           </w:rPr>
-          <w:instrText xml:space="preserve"> PAGEREF _Toc241870041 \h </w:instrText>
+          <w:instrText xml:space="preserve"> PAGEREF _Toc241873448 \h </w:instrText>
         </w:r>
         <w:r>
           <w:rPr>
@@ -1828,7 +1828,7 @@
           <w14:ligatures w14:val="standardContextual"/>
         </w:rPr>
       </w:pPr>
-      <w:hyperlink w:anchor="_Toc241870042" w:history="1">
+      <w:hyperlink w:anchor="_Toc241873449" w:history="1">
         <w:r>
           <w:rPr>
             <w:rStyle w:val="Hiperligao"/>
@@ -1874,7 +1874,7 @@
             <w:noProof/>
             <w:webHidden/>
           </w:rPr>
-          <w:instrText xml:space="preserve"> PAGEREF _Toc241870042 \h </w:instrText>
+          <w:instrText xml:space="preserve"> PAGEREF _Toc241873449 \h </w:instrText>
         </w:r>
         <w:r>
           <w:rPr>
@@ -1922,7 +1922,7 @@
           <w14:ligatures w14:val="standardContextual"/>
         </w:rPr>
       </w:pPr>
-      <w:hyperlink w:anchor="_Toc241870043" w:history="1">
+      <w:hyperlink w:anchor="_Toc241873450" w:history="1">
         <w:r>
           <w:rPr>
             <w:rStyle w:val="Hiperligao"/>
@@ -1968,7 +1968,7 @@
             <w:noProof/>
             <w:webHidden/>
           </w:rPr>
-          <w:instrText xml:space="preserve"> PAGEREF _Toc241870043 \h </w:instrText>
+          <w:instrText xml:space="preserve"> PAGEREF _Toc241873450 \h </w:instrText>
         </w:r>
         <w:r>
           <w:rPr>
@@ -2016,7 +2016,7 @@
           <w14:ligatures w14:val="standardContextual"/>
         </w:rPr>
       </w:pPr>
-      <w:hyperlink w:anchor="_Toc241870044" w:history="1">
+      <w:hyperlink w:anchor="_Toc241873451" w:history="1">
         <w:r>
           <w:rPr>
             <w:rStyle w:val="Hiperligao"/>
@@ -2062,7 +2062,7 @@
             <w:noProof/>
             <w:webHidden/>
           </w:rPr>
-          <w:instrText xml:space="preserve"> PAGEREF _Toc241870044 \h </w:instrText>
+          <w:instrText xml:space="preserve"> PAGEREF _Toc241873451 \h </w:instrText>
         </w:r>
         <w:r>
           <w:rPr>
@@ -2110,7 +2110,7 @@
           <w14:ligatures w14:val="standardContextual"/>
         </w:rPr>
       </w:pPr>
-      <w:hyperlink w:anchor="_Toc241870045" w:history="1">
+      <w:hyperlink w:anchor="_Toc241873452" w:history="1">
         <w:r>
           <w:rPr>
             <w:rStyle w:val="Hiperligao"/>
@@ -2156,7 +2156,7 @@
             <w:noProof/>
             <w:webHidden/>
           </w:rPr>
-          <w:instrText xml:space="preserve"> PAGEREF _Toc241870045 \h </w:instrText>
+          <w:instrText xml:space="preserve"> PAGEREF _Toc241873452 \h </w:instrText>
         </w:r>
         <w:r>
           <w:rPr>
@@ -2204,7 +2204,7 @@
           <w14:ligatures w14:val="standardContextual"/>
         </w:rPr>
       </w:pPr>
-      <w:hyperlink w:anchor="_Toc241870046" w:history="1">
+      <w:hyperlink w:anchor="_Toc241873453" w:history="1">
         <w:r>
           <w:rPr>
             <w:rStyle w:val="Hiperligao"/>
@@ -2250,7 +2250,7 @@
             <w:noProof/>
             <w:webHidden/>
           </w:rPr>
-          <w:instrText xml:space="preserve"> PAGEREF _Toc241870046 \h </w:instrText>
+          <w:instrText xml:space="preserve"> PAGEREF _Toc241873453 \h </w:instrText>
         </w:r>
         <w:r>
           <w:rPr>
@@ -2298,7 +2298,7 @@
           <w14:ligatures w14:val="standardContextual"/>
         </w:rPr>
       </w:pPr>
-      <w:hyperlink w:anchor="_Toc241870047" w:history="1">
+      <w:hyperlink w:anchor="_Toc241873454" w:history="1">
         <w:r>
           <w:rPr>
             <w:rStyle w:val="Hiperligao"/>
@@ -2344,7 +2344,7 @@
             <w:noProof/>
             <w:webHidden/>
           </w:rPr>
-          <w:instrText xml:space="preserve"> PAGEREF _Toc241870047 \h </w:instrText>
+          <w:instrText xml:space="preserve"> PAGEREF _Toc241873454 \h </w:instrText>
         </w:r>
         <w:r>
           <w:rPr>
@@ -2392,7 +2392,7 @@
           <w14:ligatures w14:val="standardContextual"/>
         </w:rPr>
       </w:pPr>
-      <w:hyperlink w:anchor="_Toc241870048" w:history="1">
+      <w:hyperlink w:anchor="_Toc241873455" w:history="1">
         <w:r>
           <w:rPr>
             <w:rStyle w:val="Hiperligao"/>
@@ -2438,7 +2438,7 @@
             <w:noProof/>
             <w:webHidden/>
           </w:rPr>
-          <w:instrText xml:space="preserve"> PAGEREF _Toc241870048 \h </w:instrText>
+          <w:instrText xml:space="preserve"> PAGEREF _Toc241873455 \h </w:instrText>
         </w:r>
         <w:r>
           <w:rPr>
@@ -2488,7 +2488,7 @@
           <w14:ligatures w14:val="standardContextual"/>
         </w:rPr>
       </w:pPr>
-      <w:hyperlink w:anchor="_Toc241870049" w:history="1">
+      <w:hyperlink w:anchor="_Toc241873456" w:history="1">
         <w:r>
           <w:rPr>
             <w:rStyle w:val="Hiperligao"/>
@@ -2536,7 +2536,7 @@
             <w:noProof/>
             <w:webHidden/>
           </w:rPr>
-          <w:instrText xml:space="preserve"> PAGEREF _Toc241870049 \h </w:instrText>
+          <w:instrText xml:space="preserve"> PAGEREF _Toc241873456 \h </w:instrText>
         </w:r>
         <w:r>
           <w:rPr>
@@ -2584,7 +2584,7 @@
           <w14:ligatures w14:val="standardContextual"/>
         </w:rPr>
       </w:pPr>
-      <w:hyperlink w:anchor="_Toc241870050" w:history="1">
+      <w:hyperlink w:anchor="_Toc241873457" w:history="1">
         <w:r>
           <w:rPr>
             <w:rStyle w:val="Hiperligao"/>
@@ -2630,7 +2630,7 @@
             <w:noProof/>
             <w:webHidden/>
           </w:rPr>
-          <w:instrText xml:space="preserve"> PAGEREF _Toc241870050 \h </w:instrText>
+          <w:instrText xml:space="preserve"> PAGEREF _Toc241873457 \h </w:instrText>
         </w:r>
         <w:r>
           <w:rPr>
@@ -2678,7 +2678,7 @@
           <w14:ligatures w14:val="standardContextual"/>
         </w:rPr>
       </w:pPr>
-      <w:hyperlink w:anchor="_Toc241870051" w:history="1">
+      <w:hyperlink w:anchor="_Toc241873458" w:history="1">
         <w:r>
           <w:rPr>
             <w:rStyle w:val="Hiperligao"/>
@@ -2724,7 +2724,7 @@
             <w:noProof/>
             <w:webHidden/>
           </w:rPr>
-          <w:instrText xml:space="preserve"> PAGEREF _Toc241870051 \h </w:instrText>
+          <w:instrText xml:space="preserve"> PAGEREF _Toc241873458 \h </w:instrText>
         </w:r>
         <w:r>
           <w:rPr>
@@ -2772,7 +2772,7 @@
           <w14:ligatures w14:val="standardContextual"/>
         </w:rPr>
       </w:pPr>
-      <w:hyperlink w:anchor="_Toc241870052" w:history="1">
+      <w:hyperlink w:anchor="_Toc241873459" w:history="1">
         <w:r>
           <w:rPr>
             <w:rStyle w:val="Hiperligao"/>
@@ -2818,7 +2818,7 @@
             <w:noProof/>
             <w:webHidden/>
           </w:rPr>
-          <w:instrText xml:space="preserve"> PAGEREF _Toc241870052 \h </w:instrText>
+          <w:instrText xml:space="preserve"> PAGEREF _Toc241873459 \h </w:instrText>
         </w:r>
         <w:r>
           <w:rPr>
@@ -2866,7 +2866,7 @@
           <w14:ligatures w14:val="standardContextual"/>
         </w:rPr>
       </w:pPr>
-      <w:hyperlink w:anchor="_Toc241870053" w:history="1">
+      <w:hyperlink w:anchor="_Toc241873460" w:history="1">
         <w:r>
           <w:rPr>
             <w:rStyle w:val="Hiperligao"/>
@@ -2912,7 +2912,7 @@
             <w:noProof/>
             <w:webHidden/>
           </w:rPr>
-          <w:instrText xml:space="preserve"> PAGEREF _Toc241870053 \h </w:instrText>
+          <w:instrText xml:space="preserve"> PAGEREF _Toc241873460 \h </w:instrText>
         </w:r>
         <w:r>
           <w:rPr>
@@ -2960,7 +2960,7 @@
           <w14:ligatures w14:val="standardContextual"/>
         </w:rPr>
       </w:pPr>
-      <w:hyperlink w:anchor="_Toc241870054" w:history="1">
+      <w:hyperlink w:anchor="_Toc241873461" w:history="1">
         <w:r>
           <w:rPr>
             <w:rStyle w:val="Hiperligao"/>
@@ -3006,7 +3006,7 @@
             <w:noProof/>
             <w:webHidden/>
           </w:rPr>
-          <w:instrText xml:space="preserve"> PAGEREF _Toc241870054 \h </w:instrText>
+          <w:instrText xml:space="preserve"> PAGEREF _Toc241873461 \h </w:instrText>
         </w:r>
         <w:r>
           <w:rPr>
@@ -3054,7 +3054,7 @@
           <w14:ligatures w14:val="standardContextual"/>
         </w:rPr>
       </w:pPr>
-      <w:hyperlink w:anchor="_Toc241870055" w:history="1">
+      <w:hyperlink w:anchor="_Toc241873462" w:history="1">
         <w:r>
           <w:rPr>
             <w:rStyle w:val="Hiperligao"/>
@@ -3100,7 +3100,7 @@
             <w:noProof/>
             <w:webHidden/>
           </w:rPr>
-          <w:instrText xml:space="preserve"> PAGEREF _Toc241870055 \h </w:instrText>
+          <w:instrText xml:space="preserve"> PAGEREF _Toc241873462 \h </w:instrText>
         </w:r>
         <w:r>
           <w:rPr>
@@ -3148,7 +3148,7 @@
           <w14:ligatures w14:val="standardContextual"/>
         </w:rPr>
       </w:pPr>
-      <w:hyperlink w:anchor="_Toc241870056" w:history="1">
+      <w:hyperlink w:anchor="_Toc241873463" w:history="1">
         <w:r>
           <w:rPr>
             <w:rStyle w:val="Hiperligao"/>
@@ -3194,7 +3194,7 @@
             <w:noProof/>
             <w:webHidden/>
           </w:rPr>
-          <w:instrText xml:space="preserve"> PAGEREF _Toc241870056 \h </w:instrText>
+          <w:instrText xml:space="preserve"> PAGEREF _Toc241873463 \h </w:instrText>
         </w:r>
         <w:r>
           <w:rPr>
@@ -3242,7 +3242,7 @@
           <w14:ligatures w14:val="standardContextual"/>
         </w:rPr>
       </w:pPr>
-      <w:hyperlink w:anchor="_Toc241870057" w:history="1">
+      <w:hyperlink w:anchor="_Toc241873464" w:history="1">
         <w:r>
           <w:rPr>
             <w:rStyle w:val="Hiperligao"/>
@@ -3288,7 +3288,7 @@
             <w:noProof/>
             <w:webHidden/>
           </w:rPr>
-          <w:instrText xml:space="preserve"> PAGEREF _Toc241870057 \h </w:instrText>
+          <w:instrText xml:space="preserve"> PAGEREF _Toc241873464 \h </w:instrText>
         </w:r>
         <w:r>
           <w:rPr>
@@ -3336,7 +3336,7 @@
           <w14:ligatures w14:val="standardContextual"/>
         </w:rPr>
       </w:pPr>
-      <w:hyperlink w:anchor="_Toc241870058" w:history="1">
+      <w:hyperlink w:anchor="_Toc241873465" w:history="1">
         <w:r>
           <w:rPr>
             <w:rStyle w:val="Hiperligao"/>
@@ -3382,7 +3382,7 @@
             <w:noProof/>
             <w:webHidden/>
           </w:rPr>
-          <w:instrText xml:space="preserve"> PAGEREF _Toc241870058 \h </w:instrText>
+          <w:instrText xml:space="preserve"> PAGEREF _Toc241873465 \h </w:instrText>
         </w:r>
         <w:r>
           <w:rPr>
@@ -3430,7 +3430,7 @@
           <w14:ligatures w14:val="standardContextual"/>
         </w:rPr>
       </w:pPr>
-      <w:hyperlink w:anchor="_Toc241870059" w:history="1">
+      <w:hyperlink w:anchor="_Toc241873466" w:history="1">
         <w:r>
           <w:rPr>
             <w:rStyle w:val="Hiperligao"/>
@@ -3476,7 +3476,7 @@
             <w:noProof/>
             <w:webHidden/>
           </w:rPr>
-          <w:instrText xml:space="preserve"> PAGEREF _Toc241870059 \h </w:instrText>
+          <w:instrText xml:space="preserve"> PAGEREF _Toc241873466 \h </w:instrText>
         </w:r>
         <w:r>
           <w:rPr>
@@ -3524,7 +3524,7 @@
           <w14:ligatures w14:val="standardContextual"/>
         </w:rPr>
       </w:pPr>
-      <w:hyperlink w:anchor="_Toc241870060" w:history="1">
+      <w:hyperlink w:anchor="_Toc241873467" w:history="1">
         <w:r>
           <w:rPr>
             <w:rStyle w:val="Hiperligao"/>
@@ -3570,7 +3570,7 @@
             <w:noProof/>
             <w:webHidden/>
           </w:rPr>
-          <w:instrText xml:space="preserve"> PAGEREF _Toc241870060 \h </w:instrText>
+          <w:instrText xml:space="preserve"> PAGEREF _Toc241873467 \h </w:instrText>
         </w:r>
         <w:r>
           <w:rPr>
@@ -3590,7 +3590,7 @@
             <w:noProof/>
             <w:webHidden/>
           </w:rPr>
-          <w:t>17</w:t>
+          <w:t>18</w:t>
         </w:r>
         <w:r>
           <w:rPr>
@@ -3618,7 +3618,7 @@
           <w14:ligatures w14:val="standardContextual"/>
         </w:rPr>
       </w:pPr>
-      <w:hyperlink w:anchor="_Toc241870061" w:history="1">
+      <w:hyperlink w:anchor="_Toc241873468" w:history="1">
         <w:r>
           <w:rPr>
             <w:rStyle w:val="Hiperligao"/>
@@ -3664,7 +3664,7 @@
             <w:noProof/>
             <w:webHidden/>
           </w:rPr>
-          <w:instrText xml:space="preserve"> PAGEREF _Toc241870061 \h </w:instrText>
+          <w:instrText xml:space="preserve"> PAGEREF _Toc241873468 \h </w:instrText>
         </w:r>
         <w:r>
           <w:rPr>
@@ -3684,7 +3684,7 @@
             <w:noProof/>
             <w:webHidden/>
           </w:rPr>
-          <w:t>17</w:t>
+          <w:t>18</w:t>
         </w:r>
         <w:r>
           <w:rPr>
@@ -3712,7 +3712,7 @@
           <w14:ligatures w14:val="standardContextual"/>
         </w:rPr>
       </w:pPr>
-      <w:hyperlink w:anchor="_Toc241870062" w:history="1">
+      <w:hyperlink w:anchor="_Toc241873469" w:history="1">
         <w:r>
           <w:rPr>
             <w:rStyle w:val="Hiperligao"/>
@@ -3758,7 +3758,7 @@
             <w:noProof/>
             <w:webHidden/>
           </w:rPr>
-          <w:instrText xml:space="preserve"> PAGEREF _Toc241870062 \h </w:instrText>
+          <w:instrText xml:space="preserve"> PAGEREF _Toc241873469 \h </w:instrText>
         </w:r>
         <w:r>
           <w:rPr>
@@ -3806,7 +3806,7 @@
           <w14:ligatures w14:val="standardContextual"/>
         </w:rPr>
       </w:pPr>
-      <w:hyperlink w:anchor="_Toc241870063" w:history="1">
+      <w:hyperlink w:anchor="_Toc241873470" w:history="1">
         <w:r>
           <w:rPr>
             <w:rStyle w:val="Hiperligao"/>
@@ -3852,7 +3852,7 @@
             <w:noProof/>
             <w:webHidden/>
           </w:rPr>
-          <w:instrText xml:space="preserve"> PAGEREF _Toc241870063 \h </w:instrText>
+          <w:instrText xml:space="preserve"> PAGEREF _Toc241873470 \h </w:instrText>
         </w:r>
         <w:r>
           <w:rPr>
@@ -3900,7 +3900,7 @@
           <w14:ligatures w14:val="standardContextual"/>
         </w:rPr>
       </w:pPr>
-      <w:hyperlink w:anchor="_Toc241870064" w:history="1">
+      <w:hyperlink w:anchor="_Toc241873471" w:history="1">
         <w:r>
           <w:rPr>
             <w:rStyle w:val="Hiperligao"/>
@@ -3946,7 +3946,7 @@
             <w:noProof/>
             <w:webHidden/>
           </w:rPr>
-          <w:instrText xml:space="preserve"> PAGEREF _Toc241870064 \h </w:instrText>
+          <w:instrText xml:space="preserve"> PAGEREF _Toc241873471 \h </w:instrText>
         </w:r>
         <w:r>
           <w:rPr>
@@ -3994,7 +3994,7 @@
           <w14:ligatures w14:val="standardContextual"/>
         </w:rPr>
       </w:pPr>
-      <w:hyperlink w:anchor="_Toc241870065" w:history="1">
+      <w:hyperlink w:anchor="_Toc241873472" w:history="1">
         <w:r>
           <w:rPr>
             <w:rStyle w:val="Hiperligao"/>
@@ -4040,7 +4040,7 @@
             <w:noProof/>
             <w:webHidden/>
           </w:rPr>
-          <w:instrText xml:space="preserve"> PAGEREF _Toc241870065 \h </w:instrText>
+          <w:instrText xml:space="preserve"> PAGEREF _Toc241873472 \h </w:instrText>
         </w:r>
         <w:r>
           <w:rPr>
@@ -4088,7 +4088,7 @@
           <w14:ligatures w14:val="standardContextual"/>
         </w:rPr>
       </w:pPr>
-      <w:hyperlink w:anchor="_Toc241870066" w:history="1">
+      <w:hyperlink w:anchor="_Toc241873473" w:history="1">
         <w:r>
           <w:rPr>
             <w:rStyle w:val="Hiperligao"/>
@@ -4134,7 +4134,7 @@
             <w:noProof/>
             <w:webHidden/>
           </w:rPr>
-          <w:instrText xml:space="preserve"> PAGEREF _Toc241870066 \h </w:instrText>
+          <w:instrText xml:space="preserve"> PAGEREF _Toc241873473 \h </w:instrText>
         </w:r>
         <w:r>
           <w:rPr>
@@ -4182,7 +4182,7 @@
           <w14:ligatures w14:val="standardContextual"/>
         </w:rPr>
       </w:pPr>
-      <w:hyperlink w:anchor="_Toc241870067" w:history="1">
+      <w:hyperlink w:anchor="_Toc241873474" w:history="1">
         <w:r>
           <w:rPr>
             <w:rStyle w:val="Hiperligao"/>
@@ -4228,7 +4228,7 @@
             <w:noProof/>
             <w:webHidden/>
           </w:rPr>
-          <w:instrText xml:space="preserve"> PAGEREF _Toc241870067 \h </w:instrText>
+          <w:instrText xml:space="preserve"> PAGEREF _Toc241873474 \h </w:instrText>
         </w:r>
         <w:r>
           <w:rPr>
@@ -4278,7 +4278,7 @@
           <w14:ligatures w14:val="standardContextual"/>
         </w:rPr>
       </w:pPr>
-      <w:hyperlink w:anchor="_Toc241870068" w:history="1">
+      <w:hyperlink w:anchor="_Toc241873475" w:history="1">
         <w:r>
           <w:rPr>
             <w:rStyle w:val="Hiperligao"/>
@@ -4326,7 +4326,7 @@
             <w:noProof/>
             <w:webHidden/>
           </w:rPr>
-          <w:instrText xml:space="preserve"> PAGEREF _Toc241870068 \h </w:instrText>
+          <w:instrText xml:space="preserve"> PAGEREF _Toc241873475 \h </w:instrText>
         </w:r>
         <w:r>
           <w:rPr>
@@ -4374,7 +4374,7 @@
           <w14:ligatures w14:val="standardContextual"/>
         </w:rPr>
       </w:pPr>
-      <w:hyperlink w:anchor="_Toc241870069" w:history="1">
+      <w:hyperlink w:anchor="_Toc241873476" w:history="1">
         <w:r>
           <w:rPr>
             <w:rStyle w:val="Hiperligao"/>
@@ -4420,7 +4420,7 @@
             <w:noProof/>
             <w:webHidden/>
           </w:rPr>
-          <w:instrText xml:space="preserve"> PAGEREF _Toc241870069 \h </w:instrText>
+          <w:instrText xml:space="preserve"> PAGEREF _Toc241873476 \h </w:instrText>
         </w:r>
         <w:r>
           <w:rPr>
@@ -4468,7 +4468,7 @@
           <w14:ligatures w14:val="standardContextual"/>
         </w:rPr>
       </w:pPr>
-      <w:hyperlink w:anchor="_Toc241870070" w:history="1">
+      <w:hyperlink w:anchor="_Toc241873477" w:history="1">
         <w:r>
           <w:rPr>
             <w:rStyle w:val="Hiperligao"/>
@@ -4514,7 +4514,7 @@
             <w:noProof/>
             <w:webHidden/>
           </w:rPr>
-          <w:instrText xml:space="preserve"> PAGEREF _Toc241870070 \h </w:instrText>
+          <w:instrText xml:space="preserve"> PAGEREF _Toc241873477 \h </w:instrText>
         </w:r>
         <w:r>
           <w:rPr>
@@ -4562,7 +4562,7 @@
           <w14:ligatures w14:val="standardContextual"/>
         </w:rPr>
       </w:pPr>
-      <w:hyperlink w:anchor="_Toc241870071" w:history="1">
+      <w:hyperlink w:anchor="_Toc241873478" w:history="1">
         <w:r>
           <w:rPr>
             <w:rStyle w:val="Hiperligao"/>
@@ -4608,7 +4608,7 @@
             <w:noProof/>
             <w:webHidden/>
           </w:rPr>
-          <w:instrText xml:space="preserve"> PAGEREF _Toc241870071 \h </w:instrText>
+          <w:instrText xml:space="preserve"> PAGEREF _Toc241873478 \h </w:instrText>
         </w:r>
         <w:r>
           <w:rPr>
@@ -4656,7 +4656,7 @@
           <w14:ligatures w14:val="standardContextual"/>
         </w:rPr>
       </w:pPr>
-      <w:hyperlink w:anchor="_Toc241870072" w:history="1">
+      <w:hyperlink w:anchor="_Toc241873479" w:history="1">
         <w:r>
           <w:rPr>
             <w:rStyle w:val="Hiperligao"/>
@@ -4702,7 +4702,7 @@
             <w:noProof/>
             <w:webHidden/>
           </w:rPr>
-          <w:instrText xml:space="preserve"> PAGEREF _Toc241870072 \h </w:instrText>
+          <w:instrText xml:space="preserve"> PAGEREF _Toc241873479 \h </w:instrText>
         </w:r>
         <w:r>
           <w:rPr>
@@ -4750,7 +4750,7 @@
           <w14:ligatures w14:val="standardContextual"/>
         </w:rPr>
       </w:pPr>
-      <w:hyperlink w:anchor="_Toc241870073" w:history="1">
+      <w:hyperlink w:anchor="_Toc241873480" w:history="1">
         <w:r>
           <w:rPr>
             <w:rStyle w:val="Hiperligao"/>
@@ -4796,7 +4796,7 @@
             <w:noProof/>
             <w:webHidden/>
           </w:rPr>
-          <w:instrText xml:space="preserve"> PAGEREF _Toc241870073 \h </w:instrText>
+          <w:instrText xml:space="preserve"> PAGEREF _Toc241873480 \h </w:instrText>
         </w:r>
         <w:r>
           <w:rPr>
@@ -4844,7 +4844,7 @@
           <w14:ligatures w14:val="standardContextual"/>
         </w:rPr>
       </w:pPr>
-      <w:hyperlink w:anchor="_Toc241870074" w:history="1">
+      <w:hyperlink w:anchor="_Toc241873481" w:history="1">
         <w:r>
           <w:rPr>
             <w:rStyle w:val="Hiperligao"/>
@@ -4890,7 +4890,7 @@
             <w:noProof/>
             <w:webHidden/>
           </w:rPr>
-          <w:instrText xml:space="preserve"> PAGEREF _Toc241870074 \h </w:instrText>
+          <w:instrText xml:space="preserve"> PAGEREF _Toc241873481 \h </w:instrText>
         </w:r>
         <w:r>
           <w:rPr>
@@ -4940,7 +4940,7 @@
           <w14:ligatures w14:val="standardContextual"/>
         </w:rPr>
       </w:pPr>
-      <w:hyperlink w:anchor="_Toc241870075" w:history="1">
+      <w:hyperlink w:anchor="_Toc241873482" w:history="1">
         <w:r>
           <w:rPr>
             <w:rStyle w:val="Hiperligao"/>
@@ -4988,7 +4988,7 @@
             <w:noProof/>
             <w:webHidden/>
           </w:rPr>
-          <w:instrText xml:space="preserve"> PAGEREF _Toc241870075 \h </w:instrText>
+          <w:instrText xml:space="preserve"> PAGEREF _Toc241873482 \h </w:instrText>
         </w:r>
         <w:r>
           <w:rPr>
@@ -5036,7 +5036,7 @@
           <w14:ligatures w14:val="standardContextual"/>
         </w:rPr>
       </w:pPr>
-      <w:hyperlink w:anchor="_Toc241870076" w:history="1">
+      <w:hyperlink w:anchor="_Toc241873483" w:history="1">
         <w:r>
           <w:rPr>
             <w:rStyle w:val="Hiperligao"/>
@@ -5082,7 +5082,7 @@
             <w:noProof/>
             <w:webHidden/>
           </w:rPr>
-          <w:instrText xml:space="preserve"> PAGEREF _Toc241870076 \h </w:instrText>
+          <w:instrText xml:space="preserve"> PAGEREF _Toc241873483 \h </w:instrText>
         </w:r>
         <w:r>
           <w:rPr>
@@ -5130,7 +5130,7 @@
           <w14:ligatures w14:val="standardContextual"/>
         </w:rPr>
       </w:pPr>
-      <w:hyperlink w:anchor="_Toc241870077" w:history="1">
+      <w:hyperlink w:anchor="_Toc241873484" w:history="1">
         <w:r>
           <w:rPr>
             <w:rStyle w:val="Hiperligao"/>
@@ -5176,7 +5176,7 @@
             <w:noProof/>
             <w:webHidden/>
           </w:rPr>
-          <w:instrText xml:space="preserve"> PAGEREF _Toc241870077 \h </w:instrText>
+          <w:instrText xml:space="preserve"> PAGEREF _Toc241873484 \h </w:instrText>
         </w:r>
         <w:r>
           <w:rPr>
@@ -5224,7 +5224,7 @@
           <w14:ligatures w14:val="standardContextual"/>
         </w:rPr>
       </w:pPr>
-      <w:hyperlink w:anchor="_Toc241870078" w:history="1">
+      <w:hyperlink w:anchor="_Toc241873485" w:history="1">
         <w:r>
           <w:rPr>
             <w:rStyle w:val="Hiperligao"/>
@@ -5270,7 +5270,7 @@
             <w:noProof/>
             <w:webHidden/>
           </w:rPr>
-          <w:instrText xml:space="preserve"> PAGEREF _Toc241870078 \h </w:instrText>
+          <w:instrText xml:space="preserve"> PAGEREF _Toc241873485 \h </w:instrText>
         </w:r>
         <w:r>
           <w:rPr>
@@ -5318,7 +5318,7 @@
           <w14:ligatures w14:val="standardContextual"/>
         </w:rPr>
       </w:pPr>
-      <w:hyperlink w:anchor="_Toc241870079" w:history="1">
+      <w:hyperlink w:anchor="_Toc241873486" w:history="1">
         <w:r>
           <w:rPr>
             <w:rStyle w:val="Hiperligao"/>
@@ -5364,7 +5364,7 @@
             <w:noProof/>
             <w:webHidden/>
           </w:rPr>
-          <w:instrText xml:space="preserve"> PAGEREF _Toc241870079 \h </w:instrText>
+          <w:instrText xml:space="preserve"> PAGEREF _Toc241873486 \h </w:instrText>
         </w:r>
         <w:r>
           <w:rPr>
@@ -5412,7 +5412,7 @@
           <w14:ligatures w14:val="standardContextual"/>
         </w:rPr>
       </w:pPr>
-      <w:hyperlink w:anchor="_Toc241870080" w:history="1">
+      <w:hyperlink w:anchor="_Toc241873487" w:history="1">
         <w:r>
           <w:rPr>
             <w:rStyle w:val="Hiperligao"/>
@@ -5458,7 +5458,7 @@
             <w:noProof/>
             <w:webHidden/>
           </w:rPr>
-          <w:instrText xml:space="preserve"> PAGEREF _Toc241870080 \h </w:instrText>
+          <w:instrText xml:space="preserve"> PAGEREF _Toc241873487 \h </w:instrText>
         </w:r>
         <w:r>
           <w:rPr>
@@ -5506,7 +5506,7 @@
           <w14:ligatures w14:val="standardContextual"/>
         </w:rPr>
       </w:pPr>
-      <w:hyperlink w:anchor="_Toc241870081" w:history="1">
+      <w:hyperlink w:anchor="_Toc241873488" w:history="1">
         <w:r>
           <w:rPr>
             <w:rStyle w:val="Hiperligao"/>
@@ -5552,7 +5552,7 @@
             <w:noProof/>
             <w:webHidden/>
           </w:rPr>
-          <w:instrText xml:space="preserve"> PAGEREF _Toc241870081 \h </w:instrText>
+          <w:instrText xml:space="preserve"> PAGEREF _Toc241873488 \h </w:instrText>
         </w:r>
         <w:r>
           <w:rPr>
@@ -5573,6 +5573,1330 @@
             <w:webHidden/>
           </w:rPr>
           <w:t>20</w:t>
+        </w:r>
+        <w:r>
+          <w:rPr>
+            <w:noProof/>
+            <w:webHidden/>
+          </w:rPr>
+          <w:fldChar w:fldCharType="end"/>
+        </w:r>
+      </w:hyperlink>
+    </w:p>
+    <w:p>
+      <w:pPr>
+        <w:pStyle w:val="ndice2"/>
+        <w:tabs>
+          <w:tab w:val="left" w:pos="960"/>
+          <w:tab w:val="right" w:leader="dot" w:pos="8777"/>
+        </w:tabs>
+        <w:rPr>
+          <w:rFonts w:asciiTheme="minorHAnsi" w:eastAsiaTheme="minorEastAsia" w:hAnsiTheme="minorHAnsi" w:cstheme="minorBidi"/>
+          <w:b w:val="0"/>
+          <w:bCs w:val="0"/>
+          <w:noProof/>
+          <w:kern w:val="2"/>
+          <w:sz w:val="24"/>
+          <w:szCs w:val="24"/>
+          <w:lang w:val="pt-PT" w:eastAsia="pt-PT"/>
+          <w14:ligatures w14:val="standardContextual"/>
+        </w:rPr>
+      </w:pPr>
+      <w:hyperlink w:anchor="_Toc241873489" w:history="1">
+        <w:r>
+          <w:rPr>
+            <w:rStyle w:val="Hiperligao"/>
+            <w:noProof/>
+          </w:rPr>
+          <w:t>3.5</w:t>
+        </w:r>
+        <w:r>
+          <w:rPr>
+            <w:rFonts w:asciiTheme="minorHAnsi" w:eastAsiaTheme="minorEastAsia" w:hAnsiTheme="minorHAnsi" w:cstheme="minorBidi"/>
+            <w:b w:val="0"/>
+            <w:bCs w:val="0"/>
+            <w:noProof/>
+            <w:kern w:val="2"/>
+            <w:sz w:val="24"/>
+            <w:szCs w:val="24"/>
+            <w:lang w:val="pt-PT" w:eastAsia="pt-PT"/>
+            <w14:ligatures w14:val="standardContextual"/>
+          </w:rPr>
+          <w:tab/>
+        </w:r>
+        <w:r>
+          <w:rPr>
+            <w:rStyle w:val="Hiperligao"/>
+            <w:noProof/>
+          </w:rPr>
+          <w:t>Capture nº.</w:t>
+        </w:r>
+        <w:r>
+          <w:rPr>
+            <w:noProof/>
+            <w:webHidden/>
+          </w:rPr>
+          <w:tab/>
+        </w:r>
+        <w:r>
+          <w:rPr>
+            <w:noProof/>
+            <w:webHidden/>
+          </w:rPr>
+          <w:fldChar w:fldCharType="begin"/>
+        </w:r>
+        <w:r>
+          <w:rPr>
+            <w:noProof/>
+            <w:webHidden/>
+          </w:rPr>
+          <w:instrText xml:space="preserve"> PAGEREF _Toc241873489 \h </w:instrText>
+        </w:r>
+        <w:r>
+          <w:rPr>
+            <w:noProof/>
+            <w:webHidden/>
+          </w:rPr>
+        </w:r>
+        <w:r>
+          <w:rPr>
+            <w:noProof/>
+            <w:webHidden/>
+          </w:rPr>
+          <w:fldChar w:fldCharType="separate"/>
+        </w:r>
+        <w:r>
+          <w:rPr>
+            <w:noProof/>
+            <w:webHidden/>
+          </w:rPr>
+          <w:t>20</w:t>
+        </w:r>
+        <w:r>
+          <w:rPr>
+            <w:noProof/>
+            <w:webHidden/>
+          </w:rPr>
+          <w:fldChar w:fldCharType="end"/>
+        </w:r>
+      </w:hyperlink>
+    </w:p>
+    <w:p>
+      <w:pPr>
+        <w:pStyle w:val="ndice3"/>
+        <w:tabs>
+          <w:tab w:val="left" w:pos="1200"/>
+          <w:tab w:val="right" w:leader="dot" w:pos="8777"/>
+        </w:tabs>
+        <w:rPr>
+          <w:rFonts w:asciiTheme="minorHAnsi" w:eastAsiaTheme="minorEastAsia" w:hAnsiTheme="minorHAnsi" w:cstheme="minorBidi"/>
+          <w:noProof/>
+          <w:kern w:val="2"/>
+          <w:sz w:val="24"/>
+          <w:szCs w:val="24"/>
+          <w:lang w:val="pt-PT" w:eastAsia="pt-PT"/>
+          <w14:ligatures w14:val="standardContextual"/>
+        </w:rPr>
+      </w:pPr>
+      <w:hyperlink w:anchor="_Toc241873490" w:history="1">
+        <w:r>
+          <w:rPr>
+            <w:rStyle w:val="Hiperligao"/>
+            <w:noProof/>
+          </w:rPr>
+          <w:t>3.5.1</w:t>
+        </w:r>
+        <w:r>
+          <w:rPr>
+            <w:rFonts w:asciiTheme="minorHAnsi" w:eastAsiaTheme="minorEastAsia" w:hAnsiTheme="minorHAnsi" w:cstheme="minorBidi"/>
+            <w:noProof/>
+            <w:kern w:val="2"/>
+            <w:sz w:val="24"/>
+            <w:szCs w:val="24"/>
+            <w:lang w:val="pt-PT" w:eastAsia="pt-PT"/>
+            <w14:ligatures w14:val="standardContextual"/>
+          </w:rPr>
+          <w:tab/>
+        </w:r>
+        <w:r>
+          <w:rPr>
+            <w:rStyle w:val="Hiperligao"/>
+            <w:noProof/>
+          </w:rPr>
+          <w:t>Overview</w:t>
+        </w:r>
+        <w:r>
+          <w:rPr>
+            <w:noProof/>
+            <w:webHidden/>
+          </w:rPr>
+          <w:tab/>
+        </w:r>
+        <w:r>
+          <w:rPr>
+            <w:noProof/>
+            <w:webHidden/>
+          </w:rPr>
+          <w:fldChar w:fldCharType="begin"/>
+        </w:r>
+        <w:r>
+          <w:rPr>
+            <w:noProof/>
+            <w:webHidden/>
+          </w:rPr>
+          <w:instrText xml:space="preserve"> PAGEREF _Toc241873490 \h </w:instrText>
+        </w:r>
+        <w:r>
+          <w:rPr>
+            <w:noProof/>
+            <w:webHidden/>
+          </w:rPr>
+        </w:r>
+        <w:r>
+          <w:rPr>
+            <w:noProof/>
+            <w:webHidden/>
+          </w:rPr>
+          <w:fldChar w:fldCharType="separate"/>
+        </w:r>
+        <w:r>
+          <w:rPr>
+            <w:noProof/>
+            <w:webHidden/>
+          </w:rPr>
+          <w:t>20</w:t>
+        </w:r>
+        <w:r>
+          <w:rPr>
+            <w:noProof/>
+            <w:webHidden/>
+          </w:rPr>
+          <w:fldChar w:fldCharType="end"/>
+        </w:r>
+      </w:hyperlink>
+    </w:p>
+    <w:p>
+      <w:pPr>
+        <w:pStyle w:val="ndice3"/>
+        <w:tabs>
+          <w:tab w:val="left" w:pos="1200"/>
+          <w:tab w:val="right" w:leader="dot" w:pos="8777"/>
+        </w:tabs>
+        <w:rPr>
+          <w:rFonts w:asciiTheme="minorHAnsi" w:eastAsiaTheme="minorEastAsia" w:hAnsiTheme="minorHAnsi" w:cstheme="minorBidi"/>
+          <w:noProof/>
+          <w:kern w:val="2"/>
+          <w:sz w:val="24"/>
+          <w:szCs w:val="24"/>
+          <w:lang w:val="pt-PT" w:eastAsia="pt-PT"/>
+          <w14:ligatures w14:val="standardContextual"/>
+        </w:rPr>
+      </w:pPr>
+      <w:hyperlink w:anchor="_Toc241873491" w:history="1">
+        <w:r>
+          <w:rPr>
+            <w:rStyle w:val="Hiperligao"/>
+            <w:noProof/>
+          </w:rPr>
+          <w:t>3.5.2</w:t>
+        </w:r>
+        <w:r>
+          <w:rPr>
+            <w:rFonts w:asciiTheme="minorHAnsi" w:eastAsiaTheme="minorEastAsia" w:hAnsiTheme="minorHAnsi" w:cstheme="minorBidi"/>
+            <w:noProof/>
+            <w:kern w:val="2"/>
+            <w:sz w:val="24"/>
+            <w:szCs w:val="24"/>
+            <w:lang w:val="pt-PT" w:eastAsia="pt-PT"/>
+            <w14:ligatures w14:val="standardContextual"/>
+          </w:rPr>
+          <w:tab/>
+        </w:r>
+        <w:r>
+          <w:rPr>
+            <w:rStyle w:val="Hiperligao"/>
+            <w:noProof/>
+          </w:rPr>
+          <w:t>Intervenients</w:t>
+        </w:r>
+        <w:r>
+          <w:rPr>
+            <w:noProof/>
+            <w:webHidden/>
+          </w:rPr>
+          <w:tab/>
+        </w:r>
+        <w:r>
+          <w:rPr>
+            <w:noProof/>
+            <w:webHidden/>
+          </w:rPr>
+          <w:fldChar w:fldCharType="begin"/>
+        </w:r>
+        <w:r>
+          <w:rPr>
+            <w:noProof/>
+            <w:webHidden/>
+          </w:rPr>
+          <w:instrText xml:space="preserve"> PAGEREF _Toc241873491 \h </w:instrText>
+        </w:r>
+        <w:r>
+          <w:rPr>
+            <w:noProof/>
+            <w:webHidden/>
+          </w:rPr>
+        </w:r>
+        <w:r>
+          <w:rPr>
+            <w:noProof/>
+            <w:webHidden/>
+          </w:rPr>
+          <w:fldChar w:fldCharType="separate"/>
+        </w:r>
+        <w:r>
+          <w:rPr>
+            <w:noProof/>
+            <w:webHidden/>
+          </w:rPr>
+          <w:t>20</w:t>
+        </w:r>
+        <w:r>
+          <w:rPr>
+            <w:noProof/>
+            <w:webHidden/>
+          </w:rPr>
+          <w:fldChar w:fldCharType="end"/>
+        </w:r>
+      </w:hyperlink>
+    </w:p>
+    <w:p>
+      <w:pPr>
+        <w:pStyle w:val="ndice3"/>
+        <w:tabs>
+          <w:tab w:val="left" w:pos="1200"/>
+          <w:tab w:val="right" w:leader="dot" w:pos="8777"/>
+        </w:tabs>
+        <w:rPr>
+          <w:rFonts w:asciiTheme="minorHAnsi" w:eastAsiaTheme="minorEastAsia" w:hAnsiTheme="minorHAnsi" w:cstheme="minorBidi"/>
+          <w:noProof/>
+          <w:kern w:val="2"/>
+          <w:sz w:val="24"/>
+          <w:szCs w:val="24"/>
+          <w:lang w:val="pt-PT" w:eastAsia="pt-PT"/>
+          <w14:ligatures w14:val="standardContextual"/>
+        </w:rPr>
+      </w:pPr>
+      <w:hyperlink w:anchor="_Toc241873492" w:history="1">
+        <w:r>
+          <w:rPr>
+            <w:rStyle w:val="Hiperligao"/>
+            <w:noProof/>
+          </w:rPr>
+          <w:t>3.5.3</w:t>
+        </w:r>
+        <w:r>
+          <w:rPr>
+            <w:rFonts w:asciiTheme="minorHAnsi" w:eastAsiaTheme="minorEastAsia" w:hAnsiTheme="minorHAnsi" w:cstheme="minorBidi"/>
+            <w:noProof/>
+            <w:kern w:val="2"/>
+            <w:sz w:val="24"/>
+            <w:szCs w:val="24"/>
+            <w:lang w:val="pt-PT" w:eastAsia="pt-PT"/>
+            <w14:ligatures w14:val="standardContextual"/>
+          </w:rPr>
+          <w:tab/>
+        </w:r>
+        <w:r>
+          <w:rPr>
+            <w:rStyle w:val="Hiperligao"/>
+            <w:noProof/>
+          </w:rPr>
+          <w:t>Main Protocol</w:t>
+        </w:r>
+        <w:r>
+          <w:rPr>
+            <w:noProof/>
+            <w:webHidden/>
+          </w:rPr>
+          <w:tab/>
+        </w:r>
+        <w:r>
+          <w:rPr>
+            <w:noProof/>
+            <w:webHidden/>
+          </w:rPr>
+          <w:fldChar w:fldCharType="begin"/>
+        </w:r>
+        <w:r>
+          <w:rPr>
+            <w:noProof/>
+            <w:webHidden/>
+          </w:rPr>
+          <w:instrText xml:space="preserve"> PAGEREF _Toc241873492 \h </w:instrText>
+        </w:r>
+        <w:r>
+          <w:rPr>
+            <w:noProof/>
+            <w:webHidden/>
+          </w:rPr>
+        </w:r>
+        <w:r>
+          <w:rPr>
+            <w:noProof/>
+            <w:webHidden/>
+          </w:rPr>
+          <w:fldChar w:fldCharType="separate"/>
+        </w:r>
+        <w:r>
+          <w:rPr>
+            <w:noProof/>
+            <w:webHidden/>
+          </w:rPr>
+          <w:t>20</w:t>
+        </w:r>
+        <w:r>
+          <w:rPr>
+            <w:noProof/>
+            <w:webHidden/>
+          </w:rPr>
+          <w:fldChar w:fldCharType="end"/>
+        </w:r>
+      </w:hyperlink>
+    </w:p>
+    <w:p>
+      <w:pPr>
+        <w:pStyle w:val="ndice3"/>
+        <w:tabs>
+          <w:tab w:val="left" w:pos="1200"/>
+          <w:tab w:val="right" w:leader="dot" w:pos="8777"/>
+        </w:tabs>
+        <w:rPr>
+          <w:rFonts w:asciiTheme="minorHAnsi" w:eastAsiaTheme="minorEastAsia" w:hAnsiTheme="minorHAnsi" w:cstheme="minorBidi"/>
+          <w:noProof/>
+          <w:kern w:val="2"/>
+          <w:sz w:val="24"/>
+          <w:szCs w:val="24"/>
+          <w:lang w:val="pt-PT" w:eastAsia="pt-PT"/>
+          <w14:ligatures w14:val="standardContextual"/>
+        </w:rPr>
+      </w:pPr>
+      <w:hyperlink w:anchor="_Toc241873493" w:history="1">
+        <w:r>
+          <w:rPr>
+            <w:rStyle w:val="Hiperligao"/>
+            <w:noProof/>
+          </w:rPr>
+          <w:t>3.5.4</w:t>
+        </w:r>
+        <w:r>
+          <w:rPr>
+            <w:rFonts w:asciiTheme="minorHAnsi" w:eastAsiaTheme="minorEastAsia" w:hAnsiTheme="minorHAnsi" w:cstheme="minorBidi"/>
+            <w:noProof/>
+            <w:kern w:val="2"/>
+            <w:sz w:val="24"/>
+            <w:szCs w:val="24"/>
+            <w:lang w:val="pt-PT" w:eastAsia="pt-PT"/>
+            <w14:ligatures w14:val="standardContextual"/>
+          </w:rPr>
+          <w:tab/>
+        </w:r>
+        <w:r>
+          <w:rPr>
+            <w:rStyle w:val="Hiperligao"/>
+            <w:noProof/>
+          </w:rPr>
+          <w:t>Communication Analysis</w:t>
+        </w:r>
+        <w:r>
+          <w:rPr>
+            <w:noProof/>
+            <w:webHidden/>
+          </w:rPr>
+          <w:tab/>
+        </w:r>
+        <w:r>
+          <w:rPr>
+            <w:noProof/>
+            <w:webHidden/>
+          </w:rPr>
+          <w:fldChar w:fldCharType="begin"/>
+        </w:r>
+        <w:r>
+          <w:rPr>
+            <w:noProof/>
+            <w:webHidden/>
+          </w:rPr>
+          <w:instrText xml:space="preserve"> PAGEREF _Toc241873493 \h </w:instrText>
+        </w:r>
+        <w:r>
+          <w:rPr>
+            <w:noProof/>
+            <w:webHidden/>
+          </w:rPr>
+        </w:r>
+        <w:r>
+          <w:rPr>
+            <w:noProof/>
+            <w:webHidden/>
+          </w:rPr>
+          <w:fldChar w:fldCharType="separate"/>
+        </w:r>
+        <w:r>
+          <w:rPr>
+            <w:noProof/>
+            <w:webHidden/>
+          </w:rPr>
+          <w:t>20</w:t>
+        </w:r>
+        <w:r>
+          <w:rPr>
+            <w:noProof/>
+            <w:webHidden/>
+          </w:rPr>
+          <w:fldChar w:fldCharType="end"/>
+        </w:r>
+      </w:hyperlink>
+    </w:p>
+    <w:p>
+      <w:pPr>
+        <w:pStyle w:val="ndice3"/>
+        <w:tabs>
+          <w:tab w:val="left" w:pos="1200"/>
+          <w:tab w:val="right" w:leader="dot" w:pos="8777"/>
+        </w:tabs>
+        <w:rPr>
+          <w:rFonts w:asciiTheme="minorHAnsi" w:eastAsiaTheme="minorEastAsia" w:hAnsiTheme="minorHAnsi" w:cstheme="minorBidi"/>
+          <w:noProof/>
+          <w:kern w:val="2"/>
+          <w:sz w:val="24"/>
+          <w:szCs w:val="24"/>
+          <w:lang w:val="pt-PT" w:eastAsia="pt-PT"/>
+          <w14:ligatures w14:val="standardContextual"/>
+        </w:rPr>
+      </w:pPr>
+      <w:hyperlink w:anchor="_Toc241873494" w:history="1">
+        <w:r>
+          <w:rPr>
+            <w:rStyle w:val="Hiperligao"/>
+            <w:noProof/>
+          </w:rPr>
+          <w:t>3.5.5</w:t>
+        </w:r>
+        <w:r>
+          <w:rPr>
+            <w:rFonts w:asciiTheme="minorHAnsi" w:eastAsiaTheme="minorEastAsia" w:hAnsiTheme="minorHAnsi" w:cstheme="minorBidi"/>
+            <w:noProof/>
+            <w:kern w:val="2"/>
+            <w:sz w:val="24"/>
+            <w:szCs w:val="24"/>
+            <w:lang w:val="pt-PT" w:eastAsia="pt-PT"/>
+            <w14:ligatures w14:val="standardContextual"/>
+          </w:rPr>
+          <w:tab/>
+        </w:r>
+        <w:r>
+          <w:rPr>
+            <w:rStyle w:val="Hiperligao"/>
+            <w:noProof/>
+          </w:rPr>
+          <w:t>Security Analysis</w:t>
+        </w:r>
+        <w:r>
+          <w:rPr>
+            <w:noProof/>
+            <w:webHidden/>
+          </w:rPr>
+          <w:tab/>
+        </w:r>
+        <w:r>
+          <w:rPr>
+            <w:noProof/>
+            <w:webHidden/>
+          </w:rPr>
+          <w:fldChar w:fldCharType="begin"/>
+        </w:r>
+        <w:r>
+          <w:rPr>
+            <w:noProof/>
+            <w:webHidden/>
+          </w:rPr>
+          <w:instrText xml:space="preserve"> PAGEREF _Toc241873494 \h </w:instrText>
+        </w:r>
+        <w:r>
+          <w:rPr>
+            <w:noProof/>
+            <w:webHidden/>
+          </w:rPr>
+        </w:r>
+        <w:r>
+          <w:rPr>
+            <w:noProof/>
+            <w:webHidden/>
+          </w:rPr>
+          <w:fldChar w:fldCharType="separate"/>
+        </w:r>
+        <w:r>
+          <w:rPr>
+            <w:noProof/>
+            <w:webHidden/>
+          </w:rPr>
+          <w:t>20</w:t>
+        </w:r>
+        <w:r>
+          <w:rPr>
+            <w:noProof/>
+            <w:webHidden/>
+          </w:rPr>
+          <w:fldChar w:fldCharType="end"/>
+        </w:r>
+      </w:hyperlink>
+    </w:p>
+    <w:p>
+      <w:pPr>
+        <w:pStyle w:val="ndice3"/>
+        <w:tabs>
+          <w:tab w:val="left" w:pos="1200"/>
+          <w:tab w:val="right" w:leader="dot" w:pos="8777"/>
+        </w:tabs>
+        <w:rPr>
+          <w:rFonts w:asciiTheme="minorHAnsi" w:eastAsiaTheme="minorEastAsia" w:hAnsiTheme="minorHAnsi" w:cstheme="minorBidi"/>
+          <w:noProof/>
+          <w:kern w:val="2"/>
+          <w:sz w:val="24"/>
+          <w:szCs w:val="24"/>
+          <w:lang w:val="pt-PT" w:eastAsia="pt-PT"/>
+          <w14:ligatures w14:val="standardContextual"/>
+        </w:rPr>
+      </w:pPr>
+      <w:hyperlink w:anchor="_Toc241873495" w:history="1">
+        <w:r>
+          <w:rPr>
+            <w:rStyle w:val="Hiperligao"/>
+            <w:noProof/>
+          </w:rPr>
+          <w:t>3.5.6</w:t>
+        </w:r>
+        <w:r>
+          <w:rPr>
+            <w:rFonts w:asciiTheme="minorHAnsi" w:eastAsiaTheme="minorEastAsia" w:hAnsiTheme="minorHAnsi" w:cstheme="minorBidi"/>
+            <w:noProof/>
+            <w:kern w:val="2"/>
+            <w:sz w:val="24"/>
+            <w:szCs w:val="24"/>
+            <w:lang w:val="pt-PT" w:eastAsia="pt-PT"/>
+            <w14:ligatures w14:val="standardContextual"/>
+          </w:rPr>
+          <w:tab/>
+        </w:r>
+        <w:r>
+          <w:rPr>
+            <w:rStyle w:val="Hiperligao"/>
+            <w:noProof/>
+          </w:rPr>
+          <w:t>Mitigation</w:t>
+        </w:r>
+        <w:r>
+          <w:rPr>
+            <w:noProof/>
+            <w:webHidden/>
+          </w:rPr>
+          <w:tab/>
+        </w:r>
+        <w:r>
+          <w:rPr>
+            <w:noProof/>
+            <w:webHidden/>
+          </w:rPr>
+          <w:fldChar w:fldCharType="begin"/>
+        </w:r>
+        <w:r>
+          <w:rPr>
+            <w:noProof/>
+            <w:webHidden/>
+          </w:rPr>
+          <w:instrText xml:space="preserve"> PAGEREF _Toc241873495 \h </w:instrText>
+        </w:r>
+        <w:r>
+          <w:rPr>
+            <w:noProof/>
+            <w:webHidden/>
+          </w:rPr>
+        </w:r>
+        <w:r>
+          <w:rPr>
+            <w:noProof/>
+            <w:webHidden/>
+          </w:rPr>
+          <w:fldChar w:fldCharType="separate"/>
+        </w:r>
+        <w:r>
+          <w:rPr>
+            <w:noProof/>
+            <w:webHidden/>
+          </w:rPr>
+          <w:t>20</w:t>
+        </w:r>
+        <w:r>
+          <w:rPr>
+            <w:noProof/>
+            <w:webHidden/>
+          </w:rPr>
+          <w:fldChar w:fldCharType="end"/>
+        </w:r>
+      </w:hyperlink>
+    </w:p>
+    <w:p>
+      <w:pPr>
+        <w:pStyle w:val="ndice2"/>
+        <w:tabs>
+          <w:tab w:val="left" w:pos="960"/>
+          <w:tab w:val="right" w:leader="dot" w:pos="8777"/>
+        </w:tabs>
+        <w:rPr>
+          <w:rFonts w:asciiTheme="minorHAnsi" w:eastAsiaTheme="minorEastAsia" w:hAnsiTheme="minorHAnsi" w:cstheme="minorBidi"/>
+          <w:b w:val="0"/>
+          <w:bCs w:val="0"/>
+          <w:noProof/>
+          <w:kern w:val="2"/>
+          <w:sz w:val="24"/>
+          <w:szCs w:val="24"/>
+          <w:lang w:val="pt-PT" w:eastAsia="pt-PT"/>
+          <w14:ligatures w14:val="standardContextual"/>
+        </w:rPr>
+      </w:pPr>
+      <w:hyperlink w:anchor="_Toc241873496" w:history="1">
+        <w:r>
+          <w:rPr>
+            <w:rStyle w:val="Hiperligao"/>
+            <w:noProof/>
+          </w:rPr>
+          <w:t>3.6</w:t>
+        </w:r>
+        <w:r>
+          <w:rPr>
+            <w:rFonts w:asciiTheme="minorHAnsi" w:eastAsiaTheme="minorEastAsia" w:hAnsiTheme="minorHAnsi" w:cstheme="minorBidi"/>
+            <w:b w:val="0"/>
+            <w:bCs w:val="0"/>
+            <w:noProof/>
+            <w:kern w:val="2"/>
+            <w:sz w:val="24"/>
+            <w:szCs w:val="24"/>
+            <w:lang w:val="pt-PT" w:eastAsia="pt-PT"/>
+            <w14:ligatures w14:val="standardContextual"/>
+          </w:rPr>
+          <w:tab/>
+        </w:r>
+        <w:r>
+          <w:rPr>
+            <w:rStyle w:val="Hiperligao"/>
+            <w:noProof/>
+          </w:rPr>
+          <w:t>Capture nº.</w:t>
+        </w:r>
+        <w:r>
+          <w:rPr>
+            <w:noProof/>
+            <w:webHidden/>
+          </w:rPr>
+          <w:tab/>
+        </w:r>
+        <w:r>
+          <w:rPr>
+            <w:noProof/>
+            <w:webHidden/>
+          </w:rPr>
+          <w:fldChar w:fldCharType="begin"/>
+        </w:r>
+        <w:r>
+          <w:rPr>
+            <w:noProof/>
+            <w:webHidden/>
+          </w:rPr>
+          <w:instrText xml:space="preserve"> PAGEREF _Toc241873496 \h </w:instrText>
+        </w:r>
+        <w:r>
+          <w:rPr>
+            <w:noProof/>
+            <w:webHidden/>
+          </w:rPr>
+        </w:r>
+        <w:r>
+          <w:rPr>
+            <w:noProof/>
+            <w:webHidden/>
+          </w:rPr>
+          <w:fldChar w:fldCharType="separate"/>
+        </w:r>
+        <w:r>
+          <w:rPr>
+            <w:noProof/>
+            <w:webHidden/>
+          </w:rPr>
+          <w:t>21</w:t>
+        </w:r>
+        <w:r>
+          <w:rPr>
+            <w:noProof/>
+            <w:webHidden/>
+          </w:rPr>
+          <w:fldChar w:fldCharType="end"/>
+        </w:r>
+      </w:hyperlink>
+    </w:p>
+    <w:p>
+      <w:pPr>
+        <w:pStyle w:val="ndice3"/>
+        <w:tabs>
+          <w:tab w:val="left" w:pos="1200"/>
+          <w:tab w:val="right" w:leader="dot" w:pos="8777"/>
+        </w:tabs>
+        <w:rPr>
+          <w:rFonts w:asciiTheme="minorHAnsi" w:eastAsiaTheme="minorEastAsia" w:hAnsiTheme="minorHAnsi" w:cstheme="minorBidi"/>
+          <w:noProof/>
+          <w:kern w:val="2"/>
+          <w:sz w:val="24"/>
+          <w:szCs w:val="24"/>
+          <w:lang w:val="pt-PT" w:eastAsia="pt-PT"/>
+          <w14:ligatures w14:val="standardContextual"/>
+        </w:rPr>
+      </w:pPr>
+      <w:hyperlink w:anchor="_Toc241873497" w:history="1">
+        <w:r>
+          <w:rPr>
+            <w:rStyle w:val="Hiperligao"/>
+            <w:noProof/>
+          </w:rPr>
+          <w:t>3.6.1</w:t>
+        </w:r>
+        <w:r>
+          <w:rPr>
+            <w:rFonts w:asciiTheme="minorHAnsi" w:eastAsiaTheme="minorEastAsia" w:hAnsiTheme="minorHAnsi" w:cstheme="minorBidi"/>
+            <w:noProof/>
+            <w:kern w:val="2"/>
+            <w:sz w:val="24"/>
+            <w:szCs w:val="24"/>
+            <w:lang w:val="pt-PT" w:eastAsia="pt-PT"/>
+            <w14:ligatures w14:val="standardContextual"/>
+          </w:rPr>
+          <w:tab/>
+        </w:r>
+        <w:r>
+          <w:rPr>
+            <w:rStyle w:val="Hiperligao"/>
+            <w:noProof/>
+          </w:rPr>
+          <w:t>Overview</w:t>
+        </w:r>
+        <w:r>
+          <w:rPr>
+            <w:noProof/>
+            <w:webHidden/>
+          </w:rPr>
+          <w:tab/>
+        </w:r>
+        <w:r>
+          <w:rPr>
+            <w:noProof/>
+            <w:webHidden/>
+          </w:rPr>
+          <w:fldChar w:fldCharType="begin"/>
+        </w:r>
+        <w:r>
+          <w:rPr>
+            <w:noProof/>
+            <w:webHidden/>
+          </w:rPr>
+          <w:instrText xml:space="preserve"> PAGEREF _Toc241873497 \h </w:instrText>
+        </w:r>
+        <w:r>
+          <w:rPr>
+            <w:noProof/>
+            <w:webHidden/>
+          </w:rPr>
+        </w:r>
+        <w:r>
+          <w:rPr>
+            <w:noProof/>
+            <w:webHidden/>
+          </w:rPr>
+          <w:fldChar w:fldCharType="separate"/>
+        </w:r>
+        <w:r>
+          <w:rPr>
+            <w:noProof/>
+            <w:webHidden/>
+          </w:rPr>
+          <w:t>21</w:t>
+        </w:r>
+        <w:r>
+          <w:rPr>
+            <w:noProof/>
+            <w:webHidden/>
+          </w:rPr>
+          <w:fldChar w:fldCharType="end"/>
+        </w:r>
+      </w:hyperlink>
+    </w:p>
+    <w:p>
+      <w:pPr>
+        <w:pStyle w:val="ndice3"/>
+        <w:tabs>
+          <w:tab w:val="left" w:pos="1200"/>
+          <w:tab w:val="right" w:leader="dot" w:pos="8777"/>
+        </w:tabs>
+        <w:rPr>
+          <w:rFonts w:asciiTheme="minorHAnsi" w:eastAsiaTheme="minorEastAsia" w:hAnsiTheme="minorHAnsi" w:cstheme="minorBidi"/>
+          <w:noProof/>
+          <w:kern w:val="2"/>
+          <w:sz w:val="24"/>
+          <w:szCs w:val="24"/>
+          <w:lang w:val="pt-PT" w:eastAsia="pt-PT"/>
+          <w14:ligatures w14:val="standardContextual"/>
+        </w:rPr>
+      </w:pPr>
+      <w:hyperlink w:anchor="_Toc241873498" w:history="1">
+        <w:r>
+          <w:rPr>
+            <w:rStyle w:val="Hiperligao"/>
+            <w:noProof/>
+          </w:rPr>
+          <w:t>3.6.2</w:t>
+        </w:r>
+        <w:r>
+          <w:rPr>
+            <w:rFonts w:asciiTheme="minorHAnsi" w:eastAsiaTheme="minorEastAsia" w:hAnsiTheme="minorHAnsi" w:cstheme="minorBidi"/>
+            <w:noProof/>
+            <w:kern w:val="2"/>
+            <w:sz w:val="24"/>
+            <w:szCs w:val="24"/>
+            <w:lang w:val="pt-PT" w:eastAsia="pt-PT"/>
+            <w14:ligatures w14:val="standardContextual"/>
+          </w:rPr>
+          <w:tab/>
+        </w:r>
+        <w:r>
+          <w:rPr>
+            <w:rStyle w:val="Hiperligao"/>
+            <w:noProof/>
+          </w:rPr>
+          <w:t>Intervenients</w:t>
+        </w:r>
+        <w:r>
+          <w:rPr>
+            <w:noProof/>
+            <w:webHidden/>
+          </w:rPr>
+          <w:tab/>
+        </w:r>
+        <w:r>
+          <w:rPr>
+            <w:noProof/>
+            <w:webHidden/>
+          </w:rPr>
+          <w:fldChar w:fldCharType="begin"/>
+        </w:r>
+        <w:r>
+          <w:rPr>
+            <w:noProof/>
+            <w:webHidden/>
+          </w:rPr>
+          <w:instrText xml:space="preserve"> PAGEREF _Toc241873498 \h </w:instrText>
+        </w:r>
+        <w:r>
+          <w:rPr>
+            <w:noProof/>
+            <w:webHidden/>
+          </w:rPr>
+        </w:r>
+        <w:r>
+          <w:rPr>
+            <w:noProof/>
+            <w:webHidden/>
+          </w:rPr>
+          <w:fldChar w:fldCharType="separate"/>
+        </w:r>
+        <w:r>
+          <w:rPr>
+            <w:noProof/>
+            <w:webHidden/>
+          </w:rPr>
+          <w:t>21</w:t>
+        </w:r>
+        <w:r>
+          <w:rPr>
+            <w:noProof/>
+            <w:webHidden/>
+          </w:rPr>
+          <w:fldChar w:fldCharType="end"/>
+        </w:r>
+      </w:hyperlink>
+    </w:p>
+    <w:p>
+      <w:pPr>
+        <w:pStyle w:val="ndice3"/>
+        <w:tabs>
+          <w:tab w:val="left" w:pos="1200"/>
+          <w:tab w:val="right" w:leader="dot" w:pos="8777"/>
+        </w:tabs>
+        <w:rPr>
+          <w:rFonts w:asciiTheme="minorHAnsi" w:eastAsiaTheme="minorEastAsia" w:hAnsiTheme="minorHAnsi" w:cstheme="minorBidi"/>
+          <w:noProof/>
+          <w:kern w:val="2"/>
+          <w:sz w:val="24"/>
+          <w:szCs w:val="24"/>
+          <w:lang w:val="pt-PT" w:eastAsia="pt-PT"/>
+          <w14:ligatures w14:val="standardContextual"/>
+        </w:rPr>
+      </w:pPr>
+      <w:hyperlink w:anchor="_Toc241873499" w:history="1">
+        <w:r>
+          <w:rPr>
+            <w:rStyle w:val="Hiperligao"/>
+            <w:noProof/>
+          </w:rPr>
+          <w:t>3.6.3</w:t>
+        </w:r>
+        <w:r>
+          <w:rPr>
+            <w:rFonts w:asciiTheme="minorHAnsi" w:eastAsiaTheme="minorEastAsia" w:hAnsiTheme="minorHAnsi" w:cstheme="minorBidi"/>
+            <w:noProof/>
+            <w:kern w:val="2"/>
+            <w:sz w:val="24"/>
+            <w:szCs w:val="24"/>
+            <w:lang w:val="pt-PT" w:eastAsia="pt-PT"/>
+            <w14:ligatures w14:val="standardContextual"/>
+          </w:rPr>
+          <w:tab/>
+        </w:r>
+        <w:r>
+          <w:rPr>
+            <w:rStyle w:val="Hiperligao"/>
+            <w:noProof/>
+          </w:rPr>
+          <w:t>Main Protocol</w:t>
+        </w:r>
+        <w:r>
+          <w:rPr>
+            <w:noProof/>
+            <w:webHidden/>
+          </w:rPr>
+          <w:tab/>
+        </w:r>
+        <w:r>
+          <w:rPr>
+            <w:noProof/>
+            <w:webHidden/>
+          </w:rPr>
+          <w:fldChar w:fldCharType="begin"/>
+        </w:r>
+        <w:r>
+          <w:rPr>
+            <w:noProof/>
+            <w:webHidden/>
+          </w:rPr>
+          <w:instrText xml:space="preserve"> PAGEREF _Toc241873499 \h </w:instrText>
+        </w:r>
+        <w:r>
+          <w:rPr>
+            <w:noProof/>
+            <w:webHidden/>
+          </w:rPr>
+        </w:r>
+        <w:r>
+          <w:rPr>
+            <w:noProof/>
+            <w:webHidden/>
+          </w:rPr>
+          <w:fldChar w:fldCharType="separate"/>
+        </w:r>
+        <w:r>
+          <w:rPr>
+            <w:noProof/>
+            <w:webHidden/>
+          </w:rPr>
+          <w:t>21</w:t>
+        </w:r>
+        <w:r>
+          <w:rPr>
+            <w:noProof/>
+            <w:webHidden/>
+          </w:rPr>
+          <w:fldChar w:fldCharType="end"/>
+        </w:r>
+      </w:hyperlink>
+    </w:p>
+    <w:p>
+      <w:pPr>
+        <w:pStyle w:val="ndice3"/>
+        <w:tabs>
+          <w:tab w:val="left" w:pos="1200"/>
+          <w:tab w:val="right" w:leader="dot" w:pos="8777"/>
+        </w:tabs>
+        <w:rPr>
+          <w:rFonts w:asciiTheme="minorHAnsi" w:eastAsiaTheme="minorEastAsia" w:hAnsiTheme="minorHAnsi" w:cstheme="minorBidi"/>
+          <w:noProof/>
+          <w:kern w:val="2"/>
+          <w:sz w:val="24"/>
+          <w:szCs w:val="24"/>
+          <w:lang w:val="pt-PT" w:eastAsia="pt-PT"/>
+          <w14:ligatures w14:val="standardContextual"/>
+        </w:rPr>
+      </w:pPr>
+      <w:hyperlink w:anchor="_Toc241873500" w:history="1">
+        <w:r>
+          <w:rPr>
+            <w:rStyle w:val="Hiperligao"/>
+            <w:noProof/>
+          </w:rPr>
+          <w:t>3.6.4</w:t>
+        </w:r>
+        <w:r>
+          <w:rPr>
+            <w:rFonts w:asciiTheme="minorHAnsi" w:eastAsiaTheme="minorEastAsia" w:hAnsiTheme="minorHAnsi" w:cstheme="minorBidi"/>
+            <w:noProof/>
+            <w:kern w:val="2"/>
+            <w:sz w:val="24"/>
+            <w:szCs w:val="24"/>
+            <w:lang w:val="pt-PT" w:eastAsia="pt-PT"/>
+            <w14:ligatures w14:val="standardContextual"/>
+          </w:rPr>
+          <w:tab/>
+        </w:r>
+        <w:r>
+          <w:rPr>
+            <w:rStyle w:val="Hiperligao"/>
+            <w:noProof/>
+          </w:rPr>
+          <w:t>Communication Analysis</w:t>
+        </w:r>
+        <w:r>
+          <w:rPr>
+            <w:noProof/>
+            <w:webHidden/>
+          </w:rPr>
+          <w:tab/>
+        </w:r>
+        <w:r>
+          <w:rPr>
+            <w:noProof/>
+            <w:webHidden/>
+          </w:rPr>
+          <w:fldChar w:fldCharType="begin"/>
+        </w:r>
+        <w:r>
+          <w:rPr>
+            <w:noProof/>
+            <w:webHidden/>
+          </w:rPr>
+          <w:instrText xml:space="preserve"> PAGEREF _Toc241873500 \h </w:instrText>
+        </w:r>
+        <w:r>
+          <w:rPr>
+            <w:noProof/>
+            <w:webHidden/>
+          </w:rPr>
+        </w:r>
+        <w:r>
+          <w:rPr>
+            <w:noProof/>
+            <w:webHidden/>
+          </w:rPr>
+          <w:fldChar w:fldCharType="separate"/>
+        </w:r>
+        <w:r>
+          <w:rPr>
+            <w:noProof/>
+            <w:webHidden/>
+          </w:rPr>
+          <w:t>21</w:t>
+        </w:r>
+        <w:r>
+          <w:rPr>
+            <w:noProof/>
+            <w:webHidden/>
+          </w:rPr>
+          <w:fldChar w:fldCharType="end"/>
+        </w:r>
+      </w:hyperlink>
+    </w:p>
+    <w:p>
+      <w:pPr>
+        <w:pStyle w:val="ndice3"/>
+        <w:tabs>
+          <w:tab w:val="left" w:pos="1200"/>
+          <w:tab w:val="right" w:leader="dot" w:pos="8777"/>
+        </w:tabs>
+        <w:rPr>
+          <w:rFonts w:asciiTheme="minorHAnsi" w:eastAsiaTheme="minorEastAsia" w:hAnsiTheme="minorHAnsi" w:cstheme="minorBidi"/>
+          <w:noProof/>
+          <w:kern w:val="2"/>
+          <w:sz w:val="24"/>
+          <w:szCs w:val="24"/>
+          <w:lang w:val="pt-PT" w:eastAsia="pt-PT"/>
+          <w14:ligatures w14:val="standardContextual"/>
+        </w:rPr>
+      </w:pPr>
+      <w:hyperlink w:anchor="_Toc241873501" w:history="1">
+        <w:r>
+          <w:rPr>
+            <w:rStyle w:val="Hiperligao"/>
+            <w:noProof/>
+          </w:rPr>
+          <w:t>3.6.5</w:t>
+        </w:r>
+        <w:r>
+          <w:rPr>
+            <w:rFonts w:asciiTheme="minorHAnsi" w:eastAsiaTheme="minorEastAsia" w:hAnsiTheme="minorHAnsi" w:cstheme="minorBidi"/>
+            <w:noProof/>
+            <w:kern w:val="2"/>
+            <w:sz w:val="24"/>
+            <w:szCs w:val="24"/>
+            <w:lang w:val="pt-PT" w:eastAsia="pt-PT"/>
+            <w14:ligatures w14:val="standardContextual"/>
+          </w:rPr>
+          <w:tab/>
+        </w:r>
+        <w:r>
+          <w:rPr>
+            <w:rStyle w:val="Hiperligao"/>
+            <w:noProof/>
+          </w:rPr>
+          <w:t>Security Analysis</w:t>
+        </w:r>
+        <w:r>
+          <w:rPr>
+            <w:noProof/>
+            <w:webHidden/>
+          </w:rPr>
+          <w:tab/>
+        </w:r>
+        <w:r>
+          <w:rPr>
+            <w:noProof/>
+            <w:webHidden/>
+          </w:rPr>
+          <w:fldChar w:fldCharType="begin"/>
+        </w:r>
+        <w:r>
+          <w:rPr>
+            <w:noProof/>
+            <w:webHidden/>
+          </w:rPr>
+          <w:instrText xml:space="preserve"> PAGEREF _Toc241873501 \h </w:instrText>
+        </w:r>
+        <w:r>
+          <w:rPr>
+            <w:noProof/>
+            <w:webHidden/>
+          </w:rPr>
+        </w:r>
+        <w:r>
+          <w:rPr>
+            <w:noProof/>
+            <w:webHidden/>
+          </w:rPr>
+          <w:fldChar w:fldCharType="separate"/>
+        </w:r>
+        <w:r>
+          <w:rPr>
+            <w:noProof/>
+            <w:webHidden/>
+          </w:rPr>
+          <w:t>21</w:t>
+        </w:r>
+        <w:r>
+          <w:rPr>
+            <w:noProof/>
+            <w:webHidden/>
+          </w:rPr>
+          <w:fldChar w:fldCharType="end"/>
+        </w:r>
+      </w:hyperlink>
+    </w:p>
+    <w:p>
+      <w:pPr>
+        <w:pStyle w:val="ndice3"/>
+        <w:tabs>
+          <w:tab w:val="left" w:pos="1200"/>
+          <w:tab w:val="right" w:leader="dot" w:pos="8777"/>
+        </w:tabs>
+        <w:rPr>
+          <w:rFonts w:asciiTheme="minorHAnsi" w:eastAsiaTheme="minorEastAsia" w:hAnsiTheme="minorHAnsi" w:cstheme="minorBidi"/>
+          <w:noProof/>
+          <w:kern w:val="2"/>
+          <w:sz w:val="24"/>
+          <w:szCs w:val="24"/>
+          <w:lang w:val="pt-PT" w:eastAsia="pt-PT"/>
+          <w14:ligatures w14:val="standardContextual"/>
+        </w:rPr>
+      </w:pPr>
+      <w:hyperlink w:anchor="_Toc241873502" w:history="1">
+        <w:r>
+          <w:rPr>
+            <w:rStyle w:val="Hiperligao"/>
+            <w:noProof/>
+          </w:rPr>
+          <w:t>3.6.6</w:t>
+        </w:r>
+        <w:r>
+          <w:rPr>
+            <w:rFonts w:asciiTheme="minorHAnsi" w:eastAsiaTheme="minorEastAsia" w:hAnsiTheme="minorHAnsi" w:cstheme="minorBidi"/>
+            <w:noProof/>
+            <w:kern w:val="2"/>
+            <w:sz w:val="24"/>
+            <w:szCs w:val="24"/>
+            <w:lang w:val="pt-PT" w:eastAsia="pt-PT"/>
+            <w14:ligatures w14:val="standardContextual"/>
+          </w:rPr>
+          <w:tab/>
+        </w:r>
+        <w:r>
+          <w:rPr>
+            <w:rStyle w:val="Hiperligao"/>
+            <w:noProof/>
+          </w:rPr>
+          <w:t>Mitigation</w:t>
+        </w:r>
+        <w:r>
+          <w:rPr>
+            <w:noProof/>
+            <w:webHidden/>
+          </w:rPr>
+          <w:tab/>
+        </w:r>
+        <w:r>
+          <w:rPr>
+            <w:noProof/>
+            <w:webHidden/>
+          </w:rPr>
+          <w:fldChar w:fldCharType="begin"/>
+        </w:r>
+        <w:r>
+          <w:rPr>
+            <w:noProof/>
+            <w:webHidden/>
+          </w:rPr>
+          <w:instrText xml:space="preserve"> PAGEREF _Toc241873502 \h </w:instrText>
+        </w:r>
+        <w:r>
+          <w:rPr>
+            <w:noProof/>
+            <w:webHidden/>
+          </w:rPr>
+        </w:r>
+        <w:r>
+          <w:rPr>
+            <w:noProof/>
+            <w:webHidden/>
+          </w:rPr>
+          <w:fldChar w:fldCharType="separate"/>
+        </w:r>
+        <w:r>
+          <w:rPr>
+            <w:noProof/>
+            <w:webHidden/>
+          </w:rPr>
+          <w:t>21</w:t>
         </w:r>
         <w:r>
           <w:rPr>
@@ -5603,7 +6927,7 @@
           <w14:ligatures w14:val="standardContextual"/>
         </w:rPr>
       </w:pPr>
-      <w:hyperlink w:anchor="_Toc241870082" w:history="1">
+      <w:hyperlink w:anchor="_Toc241873503" w:history="1">
         <w:r>
           <w:rPr>
             <w:rStyle w:val="Hiperligao"/>
@@ -5631,7 +6955,7 @@
             <w:rStyle w:val="Hiperligao"/>
             <w:noProof/>
           </w:rPr>
-          <w:t>Laboratory Exercise 1</w:t>
+          <w:t>Laboratory 2 Exercise 1</w:t>
         </w:r>
         <w:r>
           <w:rPr>
@@ -5652,7 +6976,7 @@
             <w:noProof/>
             <w:webHidden/>
           </w:rPr>
-          <w:instrText xml:space="preserve"> PAGEREF _Toc241870082 \h </w:instrText>
+          <w:instrText xml:space="preserve"> PAGEREF _Toc241873503 \h </w:instrText>
         </w:r>
         <w:r>
           <w:rPr>
@@ -5672,7 +6996,7 @@
             <w:noProof/>
             <w:webHidden/>
           </w:rPr>
-          <w:t>20</w:t>
+          <w:t>21</w:t>
         </w:r>
         <w:r>
           <w:rPr>
@@ -5703,7 +7027,7 @@
           <w14:ligatures w14:val="standardContextual"/>
         </w:rPr>
       </w:pPr>
-      <w:hyperlink w:anchor="_Toc241870083" w:history="1">
+      <w:hyperlink w:anchor="_Toc241873504" w:history="1">
         <w:r>
           <w:rPr>
             <w:rStyle w:val="Hiperligao"/>
@@ -5733,7 +7057,7 @@
             <w:noProof/>
             <w:lang w:eastAsia="pt-PT"/>
           </w:rPr>
-          <w:t>Laboratory Exercise 2</w:t>
+          <w:t>Laboratory 3 Exercise 1</w:t>
         </w:r>
         <w:r>
           <w:rPr>
@@ -5754,7 +7078,7 @@
             <w:noProof/>
             <w:webHidden/>
           </w:rPr>
-          <w:instrText xml:space="preserve"> PAGEREF _Toc241870083 \h </w:instrText>
+          <w:instrText xml:space="preserve"> PAGEREF _Toc241873504 \h </w:instrText>
         </w:r>
         <w:r>
           <w:rPr>
@@ -5774,7 +7098,7 @@
             <w:noProof/>
             <w:webHidden/>
           </w:rPr>
-          <w:t>20</w:t>
+          <w:t>21</w:t>
         </w:r>
         <w:r>
           <w:rPr>
@@ -5805,12 +7129,12 @@
           <w14:ligatures w14:val="standardContextual"/>
         </w:rPr>
       </w:pPr>
-      <w:hyperlink w:anchor="_Toc241870084" w:history="1">
+      <w:hyperlink w:anchor="_Toc241873505" w:history="1">
         <w:r>
           <w:rPr>
             <w:rStyle w:val="Hiperligao"/>
             <w:noProof/>
-            <w:lang w:val="en-US"/>
+            <w:lang w:eastAsia="pt-PT"/>
           </w:rPr>
           <w:t>6</w:t>
         </w:r>
@@ -5833,9 +7157,9 @@
           <w:rPr>
             <w:rStyle w:val="Hiperligao"/>
             <w:noProof/>
-            <w:lang w:val="en-US"/>
-          </w:rPr>
-          <w:t>Conclusions</w:t>
+            <w:lang w:eastAsia="pt-PT"/>
+          </w:rPr>
+          <w:t>Laboratory 4 Exercise 1</w:t>
         </w:r>
         <w:r>
           <w:rPr>
@@ -5856,7 +7180,7 @@
             <w:noProof/>
             <w:webHidden/>
           </w:rPr>
-          <w:instrText xml:space="preserve"> PAGEREF _Toc241870084 \h </w:instrText>
+          <w:instrText xml:space="preserve"> PAGEREF _Toc241873505 \h </w:instrText>
         </w:r>
         <w:r>
           <w:rPr>
@@ -5876,7 +7200,7 @@
             <w:noProof/>
             <w:webHidden/>
           </w:rPr>
-          <w:t>20</w:t>
+          <w:t>21</w:t>
         </w:r>
         <w:r>
           <w:rPr>
@@ -5907,11 +7231,12 @@
           <w14:ligatures w14:val="standardContextual"/>
         </w:rPr>
       </w:pPr>
-      <w:hyperlink w:anchor="_Toc241870085" w:history="1">
+      <w:hyperlink w:anchor="_Toc241873506" w:history="1">
         <w:r>
           <w:rPr>
             <w:rStyle w:val="Hiperligao"/>
             <w:noProof/>
+            <w:lang w:val="en-US"/>
           </w:rPr>
           <w:t>7</w:t>
         </w:r>
@@ -5934,6 +7259,107 @@
           <w:rPr>
             <w:rStyle w:val="Hiperligao"/>
             <w:noProof/>
+            <w:lang w:val="en-US"/>
+          </w:rPr>
+          <w:t>Conclusions</w:t>
+        </w:r>
+        <w:r>
+          <w:rPr>
+            <w:noProof/>
+            <w:webHidden/>
+          </w:rPr>
+          <w:tab/>
+        </w:r>
+        <w:r>
+          <w:rPr>
+            <w:noProof/>
+            <w:webHidden/>
+          </w:rPr>
+          <w:fldChar w:fldCharType="begin"/>
+        </w:r>
+        <w:r>
+          <w:rPr>
+            <w:noProof/>
+            <w:webHidden/>
+          </w:rPr>
+          <w:instrText xml:space="preserve"> PAGEREF _Toc241873506 \h </w:instrText>
+        </w:r>
+        <w:r>
+          <w:rPr>
+            <w:noProof/>
+            <w:webHidden/>
+          </w:rPr>
+        </w:r>
+        <w:r>
+          <w:rPr>
+            <w:noProof/>
+            <w:webHidden/>
+          </w:rPr>
+          <w:fldChar w:fldCharType="separate"/>
+        </w:r>
+        <w:r>
+          <w:rPr>
+            <w:noProof/>
+            <w:webHidden/>
+          </w:rPr>
+          <w:t>21</w:t>
+        </w:r>
+        <w:r>
+          <w:rPr>
+            <w:noProof/>
+            <w:webHidden/>
+          </w:rPr>
+          <w:fldChar w:fldCharType="end"/>
+        </w:r>
+      </w:hyperlink>
+    </w:p>
+    <w:p>
+      <w:pPr>
+        <w:pStyle w:val="ndice1"/>
+        <w:tabs>
+          <w:tab w:val="left" w:pos="480"/>
+          <w:tab w:val="right" w:leader="dot" w:pos="8777"/>
+        </w:tabs>
+        <w:rPr>
+          <w:rFonts w:asciiTheme="minorHAnsi" w:eastAsiaTheme="minorEastAsia" w:hAnsiTheme="minorHAnsi" w:cstheme="minorBidi"/>
+          <w:b w:val="0"/>
+          <w:bCs w:val="0"/>
+          <w:i w:val="0"/>
+          <w:iCs w:val="0"/>
+          <w:noProof/>
+          <w:kern w:val="2"/>
+          <w:sz w:val="24"/>
+          <w:lang w:val="pt-PT" w:eastAsia="pt-PT"/>
+          <w14:ligatures w14:val="standardContextual"/>
+        </w:rPr>
+      </w:pPr>
+      <w:hyperlink w:anchor="_Toc241873507" w:history="1">
+        <w:r>
+          <w:rPr>
+            <w:rStyle w:val="Hiperligao"/>
+            <w:noProof/>
+          </w:rPr>
+          <w:t>8</w:t>
+        </w:r>
+        <w:r>
+          <w:rPr>
+            <w:rFonts w:asciiTheme="minorHAnsi" w:eastAsiaTheme="minorEastAsia" w:hAnsiTheme="minorHAnsi" w:cstheme="minorBidi"/>
+            <w:b w:val="0"/>
+            <w:bCs w:val="0"/>
+            <w:i w:val="0"/>
+            <w:iCs w:val="0"/>
+            <w:noProof/>
+            <w:kern w:val="2"/>
+            <w:sz w:val="24"/>
+            <w:lang w:val="pt-PT" w:eastAsia="pt-PT"/>
+            <w14:ligatures w14:val="standardContextual"/>
+          </w:rPr>
+          <w:tab/>
+        </w:r>
+        <w:r>
+          <w:rPr>
+            <w:rStyle w:val="Hiperligao"/>
+            <w:noProof/>
           </w:rPr>
           <w:t>References</w:t>
         </w:r>
@@ -5956,7 +7382,7 @@
             <w:noProof/>
             <w:webHidden/>
           </w:rPr>
-          <w:instrText xml:space="preserve"> PAGEREF _Toc241870085 \h </w:instrText>
+          <w:instrText xml:space="preserve"> PAGEREF _Toc241873507 \h </w:instrText>
         </w:r>
         <w:r>
           <w:rPr>
@@ -6014,7 +7440,7 @@
           <w:lang w:val="en-GB"/>
         </w:rPr>
       </w:pPr>
-      <w:bookmarkStart w:id="1" w:name="_Toc241870026"/>
+      <w:bookmarkStart w:id="1" w:name="_Toc241873433"/>
       <w:r>
         <w:rPr>
           <w:lang w:val="en-GB"/>
@@ -6049,7 +7475,7 @@
           <w:lang w:val="en-US"/>
         </w:rPr>
       </w:pPr>
-      <w:bookmarkStart w:id="2" w:name="_Toc241870027"/>
+      <w:bookmarkStart w:id="2" w:name="_Toc241873434"/>
       <w:r>
         <w:rPr>
           <w:lang w:val="en-US"/>
@@ -6063,7 +7489,7 @@
       <w:pPr>
         <w:pStyle w:val="Ttulo2"/>
       </w:pPr>
-      <w:bookmarkStart w:id="3" w:name="_Toc241870028"/>
+      <w:bookmarkStart w:id="3" w:name="_Toc241873435"/>
       <w:r>
         <w:t>Wireshark</w:t>
       </w:r>
@@ -6099,7 +7525,7 @@
           <w:lang w:val="en-GB"/>
         </w:rPr>
       </w:pPr>
-      <w:bookmarkStart w:id="4" w:name="_Toc241870029"/>
+      <w:bookmarkStart w:id="4" w:name="_Toc241873436"/>
       <w:r>
         <w:rPr>
           <w:lang w:val="en-GB"/>
@@ -6137,7 +7563,7 @@
           <w:lang w:val="en-US"/>
         </w:rPr>
       </w:pPr>
-      <w:bookmarkStart w:id="5" w:name="_Toc241870030"/>
+      <w:bookmarkStart w:id="5" w:name="_Toc241873437"/>
       <w:r>
         <w:rPr>
           <w:lang w:val="en-GB"/>
@@ -6156,7 +7582,7 @@
       <w:pPr>
         <w:pStyle w:val="Ttulo2"/>
       </w:pPr>
-      <w:bookmarkStart w:id="6" w:name="_Toc241870031"/>
+      <w:bookmarkStart w:id="6" w:name="_Toc241873438"/>
       <w:r>
         <w:t>Capture nº.</w:t>
       </w:r>
@@ -6172,7 +7598,7 @@
           <w:lang w:val="en-GB"/>
         </w:rPr>
       </w:pPr>
-      <w:bookmarkStart w:id="7" w:name="_Toc241870032"/>
+      <w:bookmarkStart w:id="7" w:name="_Toc241873439"/>
       <w:r>
         <w:rPr>
           <w:lang w:val="en-GB"/>
@@ -7320,7 +8746,7 @@
         </w:rPr>
         <w:t xml:space="preserve"> </w:t>
       </w:r>
-      <w:bookmarkStart w:id="8" w:name="_Toc241870033"/>
+      <w:bookmarkStart w:id="8" w:name="_Toc241873440"/>
       <w:proofErr w:type="spellStart"/>
       <w:r>
         <w:rPr>
@@ -7388,7 +8814,7 @@
           <w:lang w:val="en-GB"/>
         </w:rPr>
       </w:pPr>
-      <w:bookmarkStart w:id="9" w:name="_Toc241870034"/>
+      <w:bookmarkStart w:id="9" w:name="_Toc241873441"/>
       <w:r>
         <w:rPr>
           <w:lang w:val="en-GB"/>
@@ -7636,7 +9062,7 @@
         </w:rPr>
         <w:t xml:space="preserve"> </w:t>
       </w:r>
-      <w:bookmarkStart w:id="10" w:name="_Toc241870035"/>
+      <w:bookmarkStart w:id="10" w:name="_Toc241873442"/>
       <w:r>
         <w:rPr>
           <w:lang w:val="en-GB"/>
@@ -7662,7 +9088,7 @@
           <w:lang w:val="en-GB"/>
         </w:rPr>
       </w:pPr>
-      <w:bookmarkStart w:id="11" w:name="_Toc241870036"/>
+      <w:bookmarkStart w:id="11" w:name="_Toc241873443"/>
       <w:r>
         <w:rPr>
           <w:lang w:val="en-GB"/>
@@ -7675,7 +9101,7 @@
       <w:pPr>
         <w:pStyle w:val="Ttulo4"/>
       </w:pPr>
-      <w:bookmarkStart w:id="12" w:name="_Toc241870037"/>
+      <w:bookmarkStart w:id="12" w:name="_Toc241873444"/>
       <w:r>
         <w:t>Access-</w:t>
       </w:r>
@@ -8819,7 +10245,7 @@
       <w:pPr>
         <w:pStyle w:val="Ttulo4"/>
       </w:pPr>
-      <w:bookmarkStart w:id="13" w:name="_Toc241870038"/>
+      <w:bookmarkStart w:id="13" w:name="_Toc241873445"/>
       <w:r>
         <w:t>Access-</w:t>
       </w:r>
@@ -9824,7 +11250,7 @@
           <w:lang w:val="en-GB"/>
         </w:rPr>
       </w:pPr>
-      <w:bookmarkStart w:id="14" w:name="_Toc241870039"/>
+      <w:bookmarkStart w:id="14" w:name="_Toc241873446"/>
       <w:r>
         <w:rPr>
           <w:lang w:val="en-GB"/>
@@ -10064,7 +11490,7 @@
         </w:rPr>
         <w:t xml:space="preserve"> </w:t>
       </w:r>
-      <w:bookmarkStart w:id="15" w:name="_Toc241870040"/>
+      <w:bookmarkStart w:id="15" w:name="_Toc241873447"/>
       <w:r>
         <w:rPr>
           <w:lang w:val="en-GB"/>
@@ -10077,7 +11503,7 @@
       <w:pPr>
         <w:pStyle w:val="Ttulo4"/>
       </w:pPr>
-      <w:bookmarkStart w:id="16" w:name="_Toc241870041"/>
+      <w:bookmarkStart w:id="16" w:name="_Toc241873448"/>
       <w:proofErr w:type="spellStart"/>
       <w:r>
         <w:t>Communication</w:t>
@@ -10178,7 +11604,7 @@
           <w:lang w:val="en-GB"/>
         </w:rPr>
       </w:pPr>
-      <w:bookmarkStart w:id="17" w:name="_Toc241870042"/>
+      <w:bookmarkStart w:id="17" w:name="_Toc241873449"/>
       <w:r>
         <w:rPr>
           <w:lang w:val="en-GB"/>
@@ -10242,7 +11668,7 @@
         <w:lastRenderedPageBreak/>
         <w:t xml:space="preserve"> </w:t>
       </w:r>
-      <w:bookmarkStart w:id="18" w:name="_Toc241870043"/>
+      <w:bookmarkStart w:id="18" w:name="_Toc241873450"/>
       <w:r>
         <w:rPr>
           <w:lang w:val="en-GB"/>
@@ -10255,7 +11681,7 @@
       <w:pPr>
         <w:pStyle w:val="Ttulo4"/>
       </w:pPr>
-      <w:bookmarkStart w:id="19" w:name="_Toc241870044"/>
+      <w:bookmarkStart w:id="19" w:name="_Toc241873451"/>
       <w:proofErr w:type="spellStart"/>
       <w:r>
         <w:t>Information</w:t>
@@ -10506,7 +11932,7 @@
       <w:pPr>
         <w:pStyle w:val="Ttulo4"/>
       </w:pPr>
-      <w:bookmarkStart w:id="20" w:name="_Toc241870045"/>
+      <w:bookmarkStart w:id="20" w:name="_Toc241873452"/>
       <w:r>
         <w:rPr>
           <w:lang w:val="en-GB"/>
@@ -10642,7 +12068,7 @@
       <w:pPr>
         <w:pStyle w:val="Ttulo4"/>
       </w:pPr>
-      <w:bookmarkStart w:id="21" w:name="_Toc241870046"/>
+      <w:bookmarkStart w:id="21" w:name="_Toc241873453"/>
       <w:r>
         <w:rPr>
           <w:lang w:val="en-GB"/>
@@ -10803,7 +12229,7 @@
         </w:rPr>
         <w:t xml:space="preserve"> </w:t>
       </w:r>
-      <w:bookmarkStart w:id="22" w:name="_Toc241870047"/>
+      <w:bookmarkStart w:id="22" w:name="_Toc241873454"/>
       <w:r>
         <w:rPr>
           <w:lang w:val="en-GB"/>
@@ -11919,7 +13345,7 @@
           <w:lang w:val="en-GB"/>
         </w:rPr>
       </w:pPr>
-      <w:bookmarkStart w:id="23" w:name="_Toc241870048"/>
+      <w:bookmarkStart w:id="23" w:name="_Toc241873455"/>
       <w:r>
         <w:rPr>
           <w:lang w:val="en-GB"/>
@@ -11959,7 +13385,7 @@
       <w:pPr>
         <w:pStyle w:val="Ttulo2"/>
       </w:pPr>
-      <w:bookmarkStart w:id="24" w:name="_Toc241870049"/>
+      <w:bookmarkStart w:id="24" w:name="_Toc241873456"/>
       <w:r>
         <w:t>Capture nº.</w:t>
       </w:r>
@@ -11975,7 +13401,7 @@
           <w:lang w:val="en-GB"/>
         </w:rPr>
       </w:pPr>
-      <w:bookmarkStart w:id="25" w:name="_Toc241870050"/>
+      <w:bookmarkStart w:id="25" w:name="_Toc241873457"/>
       <w:r>
         <w:rPr>
           <w:lang w:val="en-GB"/>
@@ -13340,7 +14766,7 @@
         </w:rPr>
         <w:t xml:space="preserve"> </w:t>
       </w:r>
-      <w:bookmarkStart w:id="26" w:name="_Toc241870051"/>
+      <w:bookmarkStart w:id="26" w:name="_Toc241873458"/>
       <w:proofErr w:type="spellStart"/>
       <w:r>
         <w:rPr>
@@ -13404,7 +14830,7 @@
         </w:rPr>
         <w:t xml:space="preserve"> </w:t>
       </w:r>
-      <w:bookmarkStart w:id="27" w:name="_Toc241870052"/>
+      <w:bookmarkStart w:id="27" w:name="_Toc241873459"/>
       <w:r>
         <w:rPr>
           <w:lang w:val="en-GB"/>
@@ -13441,7 +14867,7 @@
         </w:rPr>
         <w:t xml:space="preserve"> </w:t>
       </w:r>
-      <w:bookmarkStart w:id="28" w:name="_Toc241870053"/>
+      <w:bookmarkStart w:id="28" w:name="_Toc241873460"/>
       <w:r>
         <w:rPr>
           <w:lang w:val="en-GB"/>
@@ -13538,7 +14964,7 @@
           <w:lang w:val="en-GB"/>
         </w:rPr>
       </w:pPr>
-      <w:bookmarkStart w:id="29" w:name="_Toc241870054"/>
+      <w:bookmarkStart w:id="29" w:name="_Toc241873461"/>
       <w:r>
         <w:rPr>
           <w:lang w:val="en-GB"/>
@@ -13551,7 +14977,7 @@
       <w:pPr>
         <w:pStyle w:val="Ttulo4"/>
       </w:pPr>
-      <w:bookmarkStart w:id="30" w:name="_Toc241870055"/>
+      <w:bookmarkStart w:id="30" w:name="_Toc241873462"/>
       <w:proofErr w:type="spellStart"/>
       <w:r>
         <w:t>Authentication</w:t>
@@ -13689,7 +15115,7 @@
       <w:pPr>
         <w:pStyle w:val="Ttulo4"/>
       </w:pPr>
-      <w:bookmarkStart w:id="31" w:name="_Toc241870056"/>
+      <w:bookmarkStart w:id="31" w:name="_Toc241873463"/>
       <w:proofErr w:type="spellStart"/>
       <w:r>
         <w:t>Directory</w:t>
@@ -14289,7 +15715,7 @@
           <w:lang w:val="en-GB"/>
         </w:rPr>
       </w:pPr>
-      <w:bookmarkStart w:id="32" w:name="_Toc241870057"/>
+      <w:bookmarkStart w:id="32" w:name="_Toc241873464"/>
       <w:r>
         <w:rPr>
           <w:lang w:val="en-GB"/>
@@ -14375,7 +15801,7 @@
       <w:pPr>
         <w:pStyle w:val="Ttulo4"/>
       </w:pPr>
-      <w:bookmarkStart w:id="33" w:name="_Toc241870058"/>
+      <w:bookmarkStart w:id="33" w:name="_Toc241873465"/>
       <w:r>
         <w:rPr>
           <w:lang w:val="en-GB"/>
@@ -14483,7 +15909,7 @@
       <w:pPr>
         <w:pStyle w:val="Ttulo4"/>
       </w:pPr>
-      <w:bookmarkStart w:id="34" w:name="_Toc241870059"/>
+      <w:bookmarkStart w:id="34" w:name="_Toc241873466"/>
       <w:r>
         <w:rPr>
           <w:lang w:val="en-GB"/>
@@ -14812,7 +16238,7 @@
           <w:lang w:val="en-GB"/>
         </w:rPr>
       </w:pPr>
-      <w:bookmarkStart w:id="35" w:name="_Toc241870060"/>
+      <w:bookmarkStart w:id="35" w:name="_Toc241873467"/>
       <w:r>
         <w:rPr>
           <w:lang w:val="en-GB"/>
@@ -14829,7 +16255,7 @@
           <w:lang w:val="en-GB"/>
         </w:rPr>
       </w:pPr>
-      <w:bookmarkStart w:id="36" w:name="_Toc241870061"/>
+      <w:bookmarkStart w:id="36" w:name="_Toc241873468"/>
       <w:r>
         <w:rPr>
           <w:lang w:val="en-GB"/>
@@ -14880,7 +16306,7 @@
           <w:lang w:val="en-GB"/>
         </w:rPr>
       </w:pPr>
-      <w:bookmarkStart w:id="37" w:name="_Toc241870062"/>
+      <w:bookmarkStart w:id="37" w:name="_Toc241873469"/>
       <w:r>
         <w:rPr>
           <w:lang w:val="en-GB"/>
@@ -14918,7 +16344,7 @@
           <w:lang w:val="en-GB"/>
         </w:rPr>
       </w:pPr>
-      <w:bookmarkStart w:id="38" w:name="_Toc241870063"/>
+      <w:bookmarkStart w:id="38" w:name="_Toc241873470"/>
       <w:r>
         <w:rPr>
           <w:lang w:val="en-GB"/>
@@ -14954,7 +16380,7 @@
           <w:lang w:val="en-GB"/>
         </w:rPr>
       </w:pPr>
-      <w:bookmarkStart w:id="39" w:name="_Toc241870064"/>
+      <w:bookmarkStart w:id="39" w:name="_Toc241873471"/>
       <w:r>
         <w:rPr>
           <w:lang w:val="en-GB"/>
@@ -14998,7 +16424,7 @@
           <w:lang w:val="en-GB"/>
         </w:rPr>
       </w:pPr>
-      <w:bookmarkStart w:id="40" w:name="_Toc241870065"/>
+      <w:bookmarkStart w:id="40" w:name="_Toc241873472"/>
       <w:r>
         <w:rPr>
           <w:lang w:val="en-GB"/>
@@ -15040,7 +16466,7 @@
         </w:rPr>
         <w:t xml:space="preserve"> </w:t>
       </w:r>
-      <w:bookmarkStart w:id="41" w:name="_Toc241870066"/>
+      <w:bookmarkStart w:id="41" w:name="_Toc241873473"/>
       <w:r>
         <w:rPr>
           <w:lang w:val="en-GB"/>
@@ -16486,7 +17912,7 @@
           <w:lang w:val="en-GB"/>
         </w:rPr>
       </w:pPr>
-      <w:bookmarkStart w:id="42" w:name="_Toc241870067"/>
+      <w:bookmarkStart w:id="42" w:name="_Toc241873474"/>
       <w:r>
         <w:rPr>
           <w:lang w:val="en-GB"/>
@@ -16523,7 +17949,7 @@
       <w:pPr>
         <w:pStyle w:val="Ttulo2"/>
       </w:pPr>
-      <w:bookmarkStart w:id="43" w:name="_Toc241870068"/>
+      <w:bookmarkStart w:id="43" w:name="_Toc241873475"/>
       <w:r>
         <w:lastRenderedPageBreak/>
         <w:t>Capture nº.</w:t>
@@ -16534,7 +17960,7 @@
       <w:pPr>
         <w:pStyle w:val="Ttulo3"/>
       </w:pPr>
-      <w:bookmarkStart w:id="44" w:name="_Toc241870069"/>
+      <w:bookmarkStart w:id="44" w:name="_Toc241873476"/>
       <w:r>
         <w:rPr>
           <w:lang w:val="en-GB"/>
@@ -16556,7 +17982,7 @@
         </w:rPr>
         <w:t xml:space="preserve"> </w:t>
       </w:r>
-      <w:bookmarkStart w:id="45" w:name="_Toc241870070"/>
+      <w:bookmarkStart w:id="45" w:name="_Toc241873477"/>
       <w:proofErr w:type="spellStart"/>
       <w:r>
         <w:rPr>
@@ -16580,7 +18006,7 @@
         </w:rPr>
         <w:t xml:space="preserve"> </w:t>
       </w:r>
-      <w:bookmarkStart w:id="46" w:name="_Toc241870071"/>
+      <w:bookmarkStart w:id="46" w:name="_Toc241873478"/>
       <w:r>
         <w:rPr>
           <w:lang w:val="en-GB"/>
@@ -16602,7 +18028,7 @@
         </w:rPr>
         <w:t xml:space="preserve"> </w:t>
       </w:r>
-      <w:bookmarkStart w:id="47" w:name="_Toc241870072"/>
+      <w:bookmarkStart w:id="47" w:name="_Toc241873479"/>
       <w:r>
         <w:rPr>
           <w:lang w:val="en-GB"/>
@@ -16624,7 +18050,7 @@
         </w:rPr>
         <w:t xml:space="preserve"> </w:t>
       </w:r>
-      <w:bookmarkStart w:id="48" w:name="_Toc241870073"/>
+      <w:bookmarkStart w:id="48" w:name="_Toc241873480"/>
       <w:r>
         <w:rPr>
           <w:lang w:val="en-GB"/>
@@ -16646,7 +18072,7 @@
         </w:rPr>
         <w:t xml:space="preserve"> </w:t>
       </w:r>
-      <w:bookmarkStart w:id="49" w:name="_Toc241870074"/>
+      <w:bookmarkStart w:id="49" w:name="_Toc241873481"/>
       <w:r>
         <w:rPr>
           <w:lang w:val="en-GB"/>
@@ -16660,7 +18086,7 @@
       <w:pPr>
         <w:pStyle w:val="Ttulo2"/>
       </w:pPr>
-      <w:bookmarkStart w:id="50" w:name="_Toc241870075"/>
+      <w:bookmarkStart w:id="50" w:name="_Toc241873482"/>
       <w:r>
         <w:t>Capture nº.</w:t>
       </w:r>
@@ -16670,7 +18096,7 @@
       <w:pPr>
         <w:pStyle w:val="Ttulo3"/>
       </w:pPr>
-      <w:bookmarkStart w:id="51" w:name="_Toc241870076"/>
+      <w:bookmarkStart w:id="51" w:name="_Toc241873483"/>
       <w:r>
         <w:rPr>
           <w:lang w:val="en-GB"/>
@@ -16692,7 +18118,7 @@
         </w:rPr>
         <w:t xml:space="preserve"> </w:t>
       </w:r>
-      <w:bookmarkStart w:id="52" w:name="_Toc241870077"/>
+      <w:bookmarkStart w:id="52" w:name="_Toc241873484"/>
       <w:proofErr w:type="spellStart"/>
       <w:r>
         <w:rPr>
@@ -16716,7 +18142,7 @@
         </w:rPr>
         <w:t xml:space="preserve"> </w:t>
       </w:r>
-      <w:bookmarkStart w:id="53" w:name="_Toc241870078"/>
+      <w:bookmarkStart w:id="53" w:name="_Toc241873485"/>
       <w:r>
         <w:rPr>
           <w:lang w:val="en-GB"/>
@@ -16738,7 +18164,7 @@
         </w:rPr>
         <w:t xml:space="preserve"> </w:t>
       </w:r>
-      <w:bookmarkStart w:id="54" w:name="_Toc241870079"/>
+      <w:bookmarkStart w:id="54" w:name="_Toc241873486"/>
       <w:r>
         <w:rPr>
           <w:lang w:val="en-GB"/>
@@ -16760,7 +18186,7 @@
         </w:rPr>
         <w:t xml:space="preserve"> </w:t>
       </w:r>
-      <w:bookmarkStart w:id="55" w:name="_Toc241870080"/>
+      <w:bookmarkStart w:id="55" w:name="_Toc241873487"/>
       <w:r>
         <w:rPr>
           <w:lang w:val="en-GB"/>
@@ -16782,7 +18208,7 @@
         </w:rPr>
         <w:t xml:space="preserve"> </w:t>
       </w:r>
-      <w:bookmarkStart w:id="56" w:name="_Toc241870081"/>
+      <w:bookmarkStart w:id="56" w:name="_Toc241873488"/>
       <w:r>
         <w:rPr>
           <w:lang w:val="en-GB"/>
@@ -16791,18 +18217,295 @@
       </w:r>
       <w:bookmarkEnd w:id="56"/>
     </w:p>
+    <w:p/>
+    <w:p>
+      <w:pPr>
+        <w:pStyle w:val="Ttulo2"/>
+      </w:pPr>
+      <w:bookmarkStart w:id="57" w:name="_Toc241873489"/>
+      <w:r>
+        <w:t>Capture nº.</w:t>
+      </w:r>
+      <w:bookmarkEnd w:id="57"/>
+    </w:p>
+    <w:p>
+      <w:pPr>
+        <w:pStyle w:val="Ttulo3"/>
+      </w:pPr>
+      <w:bookmarkStart w:id="58" w:name="_Toc241873490"/>
+      <w:r>
+        <w:rPr>
+          <w:lang w:val="en-GB"/>
+        </w:rPr>
+        <w:t>Overview</w:t>
+      </w:r>
+      <w:bookmarkEnd w:id="58"/>
+    </w:p>
+    <w:p>
+      <w:pPr>
+        <w:pStyle w:val="Ttulo3"/>
+        <w:rPr>
+          <w:lang w:val="en-GB"/>
+        </w:rPr>
+      </w:pPr>
+      <w:r>
+        <w:rPr>
+          <w:lang w:val="en-GB"/>
+        </w:rPr>
+        <w:t xml:space="preserve"> </w:t>
+      </w:r>
+      <w:bookmarkStart w:id="59" w:name="_Toc241873491"/>
+      <w:proofErr w:type="spellStart"/>
+      <w:r>
+        <w:rPr>
+          <w:lang w:val="en-GB"/>
+        </w:rPr>
+        <w:t>Intervenients</w:t>
+      </w:r>
+      <w:bookmarkEnd w:id="59"/>
+      <w:proofErr w:type="spellEnd"/>
+    </w:p>
+    <w:p>
+      <w:pPr>
+        <w:pStyle w:val="Ttulo3"/>
+        <w:rPr>
+          <w:lang w:val="en-GB"/>
+        </w:rPr>
+      </w:pPr>
+      <w:r>
+        <w:rPr>
+          <w:lang w:val="en-GB"/>
+        </w:rPr>
+        <w:t xml:space="preserve"> </w:t>
+      </w:r>
+      <w:bookmarkStart w:id="60" w:name="_Toc241873492"/>
+      <w:r>
+        <w:rPr>
+          <w:lang w:val="en-GB"/>
+        </w:rPr>
+        <w:t>Main Protocol</w:t>
+      </w:r>
+      <w:bookmarkEnd w:id="60"/>
+    </w:p>
+    <w:p>
+      <w:pPr>
+        <w:pStyle w:val="Ttulo3"/>
+        <w:rPr>
+          <w:lang w:val="en-GB"/>
+        </w:rPr>
+      </w:pPr>
+      <w:r>
+        <w:rPr>
+          <w:lang w:val="en-GB"/>
+        </w:rPr>
+        <w:t xml:space="preserve"> </w:t>
+      </w:r>
+      <w:bookmarkStart w:id="61" w:name="_Toc241873493"/>
+      <w:r>
+        <w:rPr>
+          <w:lang w:val="en-GB"/>
+        </w:rPr>
+        <w:t>Communication Analysis</w:t>
+      </w:r>
+      <w:bookmarkEnd w:id="61"/>
+    </w:p>
+    <w:p>
+      <w:pPr>
+        <w:pStyle w:val="Ttulo3"/>
+        <w:rPr>
+          <w:lang w:val="en-GB"/>
+        </w:rPr>
+      </w:pPr>
+      <w:r>
+        <w:rPr>
+          <w:lang w:val="en-GB"/>
+        </w:rPr>
+        <w:t xml:space="preserve"> </w:t>
+      </w:r>
+      <w:bookmarkStart w:id="62" w:name="_Toc241873494"/>
+      <w:r>
+        <w:rPr>
+          <w:lang w:val="en-GB"/>
+        </w:rPr>
+        <w:t>Security Analysis</w:t>
+      </w:r>
+      <w:bookmarkEnd w:id="62"/>
+    </w:p>
+    <w:p>
+      <w:pPr>
+        <w:pStyle w:val="Ttulo3"/>
+        <w:rPr>
+          <w:lang w:val="en-GB"/>
+        </w:rPr>
+      </w:pPr>
+      <w:r>
+        <w:rPr>
+          <w:lang w:val="en-GB"/>
+        </w:rPr>
+        <w:t xml:space="preserve"> </w:t>
+      </w:r>
+      <w:bookmarkStart w:id="63" w:name="_Toc241873495"/>
+      <w:r>
+        <w:rPr>
+          <w:lang w:val="en-GB"/>
+        </w:rPr>
+        <w:t>Mitigation</w:t>
+      </w:r>
+      <w:bookmarkEnd w:id="63"/>
+    </w:p>
+    <w:p/>
+    <w:p>
+      <w:pPr>
+        <w:pStyle w:val="Ttulo2"/>
+      </w:pPr>
+      <w:bookmarkStart w:id="64" w:name="_Toc241873496"/>
+      <w:r>
+        <w:lastRenderedPageBreak/>
+        <w:t>Capture nº.</w:t>
+      </w:r>
+      <w:bookmarkEnd w:id="64"/>
+    </w:p>
+    <w:p>
+      <w:pPr>
+        <w:pStyle w:val="Ttulo3"/>
+      </w:pPr>
+      <w:bookmarkStart w:id="65" w:name="_Toc241873497"/>
+      <w:r>
+        <w:rPr>
+          <w:lang w:val="en-GB"/>
+        </w:rPr>
+        <w:t>Overview</w:t>
+      </w:r>
+      <w:bookmarkEnd w:id="65"/>
+    </w:p>
+    <w:p>
+      <w:pPr>
+        <w:pStyle w:val="Ttulo3"/>
+        <w:rPr>
+          <w:lang w:val="en-GB"/>
+        </w:rPr>
+      </w:pPr>
+      <w:r>
+        <w:rPr>
+          <w:lang w:val="en-GB"/>
+        </w:rPr>
+        <w:t xml:space="preserve"> </w:t>
+      </w:r>
+      <w:bookmarkStart w:id="66" w:name="_Toc241873498"/>
+      <w:proofErr w:type="spellStart"/>
+      <w:r>
+        <w:rPr>
+          <w:lang w:val="en-GB"/>
+        </w:rPr>
+        <w:t>Intervenients</w:t>
+      </w:r>
+      <w:bookmarkEnd w:id="66"/>
+      <w:proofErr w:type="spellEnd"/>
+    </w:p>
+    <w:p>
+      <w:pPr>
+        <w:pStyle w:val="Ttulo3"/>
+        <w:rPr>
+          <w:lang w:val="en-GB"/>
+        </w:rPr>
+      </w:pPr>
+      <w:r>
+        <w:rPr>
+          <w:lang w:val="en-GB"/>
+        </w:rPr>
+        <w:t xml:space="preserve"> </w:t>
+      </w:r>
+      <w:bookmarkStart w:id="67" w:name="_Toc241873499"/>
+      <w:r>
+        <w:rPr>
+          <w:lang w:val="en-GB"/>
+        </w:rPr>
+        <w:t>Main Protocol</w:t>
+      </w:r>
+      <w:bookmarkEnd w:id="67"/>
+    </w:p>
+    <w:p>
+      <w:pPr>
+        <w:pStyle w:val="Ttulo3"/>
+        <w:rPr>
+          <w:lang w:val="en-GB"/>
+        </w:rPr>
+      </w:pPr>
+      <w:r>
+        <w:rPr>
+          <w:lang w:val="en-GB"/>
+        </w:rPr>
+        <w:t xml:space="preserve"> </w:t>
+      </w:r>
+      <w:bookmarkStart w:id="68" w:name="_Toc241873500"/>
+      <w:r>
+        <w:rPr>
+          <w:lang w:val="en-GB"/>
+        </w:rPr>
+        <w:t>Communication Analysis</w:t>
+      </w:r>
+      <w:bookmarkEnd w:id="68"/>
+    </w:p>
+    <w:p>
+      <w:pPr>
+        <w:pStyle w:val="Ttulo3"/>
+        <w:rPr>
+          <w:lang w:val="en-GB"/>
+        </w:rPr>
+      </w:pPr>
+      <w:r>
+        <w:rPr>
+          <w:lang w:val="en-GB"/>
+        </w:rPr>
+        <w:t xml:space="preserve"> </w:t>
+      </w:r>
+      <w:bookmarkStart w:id="69" w:name="_Toc241873501"/>
+      <w:r>
+        <w:rPr>
+          <w:lang w:val="en-GB"/>
+        </w:rPr>
+        <w:t>Security Analysis</w:t>
+      </w:r>
+      <w:bookmarkEnd w:id="69"/>
+    </w:p>
+    <w:p>
+      <w:pPr>
+        <w:pStyle w:val="Ttulo3"/>
+        <w:rPr>
+          <w:lang w:val="en-GB"/>
+        </w:rPr>
+      </w:pPr>
+      <w:r>
+        <w:rPr>
+          <w:lang w:val="en-GB"/>
+        </w:rPr>
+        <w:t xml:space="preserve"> </w:t>
+      </w:r>
+      <w:bookmarkStart w:id="70" w:name="_Toc241873502"/>
+      <w:r>
+        <w:rPr>
+          <w:lang w:val="en-GB"/>
+        </w:rPr>
+        <w:t>Mitigation</w:t>
+      </w:r>
+      <w:bookmarkEnd w:id="70"/>
+    </w:p>
+    <w:p/>
     <w:p>
       <w:pPr>
         <w:pStyle w:val="Ttulo1"/>
         <w:jc w:val="left"/>
       </w:pPr>
-      <w:bookmarkStart w:id="57" w:name="_Toc241870082"/>
+      <w:bookmarkStart w:id="71" w:name="_Toc241873503"/>
       <w:proofErr w:type="spellStart"/>
       <w:r>
         <w:t>Laboratory</w:t>
       </w:r>
       <w:proofErr w:type="spellEnd"/>
       <w:r>
+        <w:t xml:space="preserve"> 2</w:t>
+      </w:r>
+      <w:r>
         <w:t xml:space="preserve"> </w:t>
       </w:r>
       <w:proofErr w:type="spellStart"/>
@@ -16813,7 +18516,7 @@
       <w:r>
         <w:t xml:space="preserve"> 1</w:t>
       </w:r>
-      <w:bookmarkEnd w:id="57"/>
+      <w:bookmarkEnd w:id="71"/>
     </w:p>
     <w:p>
       <w:pPr>
@@ -16829,7 +18532,7 @@
           <w:lang w:eastAsia="pt-PT"/>
         </w:rPr>
       </w:pPr>
-      <w:bookmarkStart w:id="58" w:name="_Toc241870083"/>
+      <w:bookmarkStart w:id="72" w:name="_Toc241873504"/>
       <w:proofErr w:type="spellStart"/>
       <w:r>
         <w:rPr>
@@ -16842,6 +18545,12 @@
         <w:rPr>
           <w:lang w:eastAsia="pt-PT"/>
         </w:rPr>
+        <w:t xml:space="preserve"> 3</w:t>
+      </w:r>
+      <w:r>
+        <w:rPr>
+          <w:lang w:eastAsia="pt-PT"/>
+        </w:rPr>
         <w:t xml:space="preserve"> </w:t>
       </w:r>
       <w:proofErr w:type="spellStart"/>
@@ -16862,9 +18571,72 @@
         <w:rPr>
           <w:lang w:eastAsia="pt-PT"/>
         </w:rPr>
-        <w:t>2</w:t>
-      </w:r>
-      <w:bookmarkEnd w:id="58"/>
+        <w:t>1</w:t>
+      </w:r>
+      <w:bookmarkEnd w:id="72"/>
+    </w:p>
+    <w:p>
+      <w:pPr>
+        <w:pStyle w:val="Ttulo1"/>
+        <w:rPr>
+          <w:lang w:eastAsia="pt-PT"/>
+        </w:rPr>
+      </w:pPr>
+      <w:bookmarkStart w:id="73" w:name="_Toc241873505"/>
+      <w:proofErr w:type="spellStart"/>
+      <w:r>
+        <w:rPr>
+          <w:lang w:eastAsia="pt-PT"/>
+        </w:rPr>
+        <w:t>Laboratory</w:t>
+      </w:r>
+      <w:proofErr w:type="spellEnd"/>
+      <w:r>
+        <w:rPr>
+          <w:lang w:eastAsia="pt-PT"/>
+        </w:rPr>
+        <w:t xml:space="preserve"> </w:t>
+      </w:r>
+      <w:r>
+        <w:rPr>
+          <w:lang w:eastAsia="pt-PT"/>
+        </w:rPr>
+        <w:t>4</w:t>
+      </w:r>
+      <w:r>
+        <w:rPr>
+          <w:lang w:eastAsia="pt-PT"/>
+        </w:rPr>
+        <w:t xml:space="preserve"> </w:t>
+      </w:r>
+      <w:proofErr w:type="spellStart"/>
+      <w:r>
+        <w:rPr>
+          <w:lang w:eastAsia="pt-PT"/>
+        </w:rPr>
+        <w:t>Exercise</w:t>
+      </w:r>
+      <w:proofErr w:type="spellEnd"/>
+      <w:r>
+        <w:rPr>
+          <w:lang w:eastAsia="pt-PT"/>
+        </w:rPr>
+        <w:t xml:space="preserve"> </w:t>
+      </w:r>
+      <w:r>
+        <w:rPr>
+          <w:lang w:eastAsia="pt-PT"/>
+        </w:rPr>
+        <w:t>1</w:t>
+      </w:r>
+      <w:bookmarkEnd w:id="73"/>
+    </w:p>
+    <w:p>
+      <w:pPr>
+        <w:rPr>
+          <w:lang w:val="pt-PT" w:eastAsia="pt-PT"/>
+        </w:rPr>
+      </w:pPr>
     </w:p>
     <w:p>
       <w:pPr>
@@ -16882,14 +18654,14 @@
           <w:lang w:val="en-US"/>
         </w:rPr>
       </w:pPr>
-      <w:bookmarkStart w:id="59" w:name="_Toc241870084"/>
+      <w:bookmarkStart w:id="74" w:name="_Toc241873506"/>
       <w:r>
         <w:rPr>
           <w:lang w:val="en-US"/>
         </w:rPr>
         <w:t>Conclusions</w:t>
       </w:r>
-      <w:bookmarkEnd w:id="59"/>
+      <w:bookmarkEnd w:id="74"/>
     </w:p>
     <w:p/>
     <w:p>
@@ -16921,7 +18693,7 @@
       </w:pPr>
     </w:p>
     <w:bookmarkEnd w:id="0" w:displacedByCustomXml="next"/>
-    <w:bookmarkStart w:id="60" w:name="_Toc241870085" w:displacedByCustomXml="next"/>
+    <w:bookmarkStart w:id="75" w:name="_Toc241873507" w:displacedByCustomXml="next"/>
     <w:sdt>
       <w:sdtPr>
         <w:rPr>
@@ -16947,7 +18719,7 @@
           <w:r>
             <w:t>References</w:t>
           </w:r>
-          <w:bookmarkEnd w:id="60"/>
+          <w:bookmarkEnd w:id="75"/>
           <w:proofErr w:type="spellEnd"/>
         </w:p>
         <w:sdt>
@@ -23453,6 +25225,15 @@
 </file>
 
 <file path=customXml/item1.xml><?xml version="1.0" encoding="utf-8"?>
+<?mso-contentType ?>
+<FormTemplates xmlns="http://schemas.microsoft.com/sharepoint/v3/contenttype/forms">
+  <Display>DocumentLibraryForm</Display>
+  <Edit>DocumentLibraryForm</Edit>
+  <New>DocumentLibraryForm</New>
+</FormTemplates>
+</file>
+
+<file path=customXml/item2.xml><?xml version="1.0" encoding="utf-8"?>
 <ct:contentTypeSchema xmlns:ct="http://schemas.microsoft.com/office/2006/metadata/contentType" xmlns:ma="http://schemas.microsoft.com/office/2006/metadata/properties/metaAttributes" ct:_="" ma:_="" ma:contentTypeName="Document" ma:contentTypeID="0x01010076764391778E2B4FBABC02A2DE5CC80E" ma:contentTypeVersion="8" ma:contentTypeDescription="Create a new document." ma:contentTypeScope="" ma:versionID="6539e62e619f245b9f0e7fbe2e0457e1">
   <xsd:schema xmlns:xsd="http://www.w3.org/2001/XMLSchema" xmlns:xs="http://www.w3.org/2001/XMLSchema" xmlns:p="http://schemas.microsoft.com/office/2006/metadata/properties" xmlns:ns3="b163ee49-d5ca-4566-8d9a-132778b8595f" xmlns:ns4="bd9de7ca-1bc7-4476-8342-8c6da5362d49" targetNamespace="http://schemas.microsoft.com/office/2006/metadata/properties" ma:root="true" ma:fieldsID="6238a0538c9b6d6ac90dcea0710f643a" ns3:_="" ns4:_="">
     <xsd:import namespace="b163ee49-d5ca-4566-8d9a-132778b8595f"/>
@@ -23641,24 +25422,7 @@
 </ct:contentTypeSchema>
 </file>
 
-<file path=customXml/item2.xml><?xml version="1.0" encoding="utf-8"?>
-<?mso-contentType ?>
-<FormTemplates xmlns="http://schemas.microsoft.com/sharepoint/v3/contenttype/forms">
-  <Display>DocumentLibraryForm</Display>
-  <Edit>DocumentLibraryForm</Edit>
-  <New>DocumentLibraryForm</New>
-</FormTemplates>
-</file>
-
 <file path=customXml/item3.xml><?xml version="1.0" encoding="utf-8"?>
-<p:properties xmlns:p="http://schemas.microsoft.com/office/2006/metadata/properties" xmlns:xsi="http://www.w3.org/2001/XMLSchema-instance" xmlns:pc="http://schemas.microsoft.com/office/infopath/2007/PartnerControls">
-  <documentManagement>
-    <_activity xmlns="b163ee49-d5ca-4566-8d9a-132778b8595f" xsi:nil="true"/>
-  </documentManagement>
-</p:properties>
-</file>
-
-<file path=customXml/item4.xml><?xml version="1.0" encoding="utf-8"?>
 <b:Sources xmlns:b="http://schemas.openxmlformats.org/officeDocument/2006/bibliography" xmlns="http://schemas.openxmlformats.org/officeDocument/2006/bibliography" SelectedStyle="\IEEE2006OfficeOnline.xsl" StyleName="IEEE" Version="2006">
   <b:Source>
     <b:Tag>ISO26</b:Tag>
@@ -23691,7 +25455,23 @@
 </b:Sources>
 </file>
 
+<file path=customXml/item4.xml><?xml version="1.0" encoding="utf-8"?>
+<p:properties xmlns:p="http://schemas.microsoft.com/office/2006/metadata/properties" xmlns:xsi="http://www.w3.org/2001/XMLSchema-instance" xmlns:pc="http://schemas.microsoft.com/office/infopath/2007/PartnerControls">
+  <documentManagement>
+    <_activity xmlns="b163ee49-d5ca-4566-8d9a-132778b8595f" xsi:nil="true"/>
+  </documentManagement>
+</p:properties>
+</file>
+
 <file path=customXml/itemProps1.xml><?xml version="1.0" encoding="utf-8"?>
+<ds:datastoreItem xmlns:ds="http://schemas.openxmlformats.org/officeDocument/2006/customXml" ds:itemID="{37DCE0C1-DF9E-4A9E-8AE9-ECE73504CDD6}">
+  <ds:schemaRefs>
+    <ds:schemaRef ds:uri="http://schemas.microsoft.com/sharepoint/v3/contenttype/forms"/>
+  </ds:schemaRefs>
+</ds:datastoreItem>
+</file>
+
+<file path=customXml/itemProps2.xml><?xml version="1.0" encoding="utf-8"?>
 <ds:datastoreItem xmlns:ds="http://schemas.openxmlformats.org/officeDocument/2006/customXml" ds:itemID="{C3BCD0C6-86E8-45FD-99F3-E1AE5180C53E}">
   <ds:schemaRefs>
     <ds:schemaRef ds:uri="http://schemas.microsoft.com/office/2006/metadata/contentType"/>
@@ -23710,15 +25490,15 @@
 </ds:datastoreItem>
 </file>
 
-<file path=customXml/itemProps2.xml><?xml version="1.0" encoding="utf-8"?>
-<ds:datastoreItem xmlns:ds="http://schemas.openxmlformats.org/officeDocument/2006/customXml" ds:itemID="{37DCE0C1-DF9E-4A9E-8AE9-ECE73504CDD6}">
+<file path=customXml/itemProps3.xml><?xml version="1.0" encoding="utf-8"?>
+<ds:datastoreItem xmlns:ds="http://schemas.openxmlformats.org/officeDocument/2006/customXml" ds:itemID="{534C2FF3-3391-4D80-8F39-9B7807C90B16}">
   <ds:schemaRefs>
-    <ds:schemaRef ds:uri="http://schemas.microsoft.com/sharepoint/v3/contenttype/forms"/>
+    <ds:schemaRef ds:uri="http://schemas.openxmlformats.org/officeDocument/2006/bibliography"/>
   </ds:schemaRefs>
 </ds:datastoreItem>
 </file>
 
-<file path=customXml/itemProps3.xml><?xml version="1.0" encoding="utf-8"?>
+<file path=customXml/itemProps4.xml><?xml version="1.0" encoding="utf-8"?>
 <ds:datastoreItem xmlns:ds="http://schemas.openxmlformats.org/officeDocument/2006/customXml" ds:itemID="{88A0D0B5-97B4-4CF6-83A4-9FB12A4BC4F5}">
   <ds:schemaRefs>
     <ds:schemaRef ds:uri="http://schemas.microsoft.com/office/2006/metadata/properties"/>
@@ -23726,12 +25506,4 @@
     <ds:schemaRef ds:uri="b163ee49-d5ca-4566-8d9a-132778b8595f"/>
   </ds:schemaRefs>
 </ds:datastoreItem>
-</file>
-
-<file path=customXml/itemProps4.xml><?xml version="1.0" encoding="utf-8"?>
-<ds:datastoreItem xmlns:ds="http://schemas.openxmlformats.org/officeDocument/2006/customXml" ds:itemID="{534C2FF3-3391-4D80-8F39-9B7807C90B16}">
-  <ds:schemaRefs>
-    <ds:schemaRef ds:uri="http://schemas.openxmlformats.org/officeDocument/2006/bibliography"/>
-  </ds:schemaRefs>
-</ds:datastoreItem>
 </file>